--- a/06_산출물_문서/2계층_절차서/QP-808_외부공급자_관리.docx
+++ b/06_산출물_문서/2계층_절차서/QP-808_외부공급자_관리.docx
@@ -192,17 +192,10 @@
         <w:tc>
           <w:tcPr>
             <w:tcW w:w="6588" w:type="dxa"/>
-            <w:tcMar>
-              <w:top w:w="60" w:type="dxa"/>
-              <w:left w:w="120" w:type="dxa"/>
-              <w:bottom w:w="60" w:type="dxa"/>
-              <w:right w:w="120" w:type="dxa"/>
-            </w:tcMar>
           </w:tcPr>
           <w:p>
             <w:pPr>
               <w:spacing w:before="80" w:after="80"/>
-              <w:wordWrap w:val="1"/>
             </w:pPr>
             <w:r>
               <w:rPr>
@@ -270,11 +263,11 @@
     </w:p>
     <w:tbl>
       <w:tblPr>
-        <w:tblW w:w="8788" w:type="dxa"/>
         <w:tblCellMar>
           <w:left w:w="108" w:type="dxa"/>
           <w:right w:w="108" w:type="dxa"/>
         </w:tblCellMar>
+        <w:tblW w:w="8788" w:type="dxa"/>
         <w:tblBorders>
           <w:top w:val="single" w:sz="4" w:color="2E74B5" w:space="0"/>
           <w:left w:val="single" w:sz="4" w:color="2E74B5" w:space="0"/>
@@ -294,13 +287,13 @@
         <w:tc>
           <w:tcPr>
             <w:tcW w:w="1500" w:type="dxa"/>
-            <w:shd w:val="clear" w:color="auto" w:fill="D9D9D9"/>
-            <w:tcMar>
-              <w:top w:w="60" w:type="dxa"/>
-              <w:left w:w="120" w:type="dxa"/>
-              <w:bottom w:w="60" w:type="dxa"/>
-              <w:right w:w="120" w:type="dxa"/>
-            </w:tcMar>
+            <w:tcMar>
+              <w:top w:w="60" w:type="dxa"/>
+              <w:left w:w="120" w:type="dxa"/>
+              <w:bottom w:w="60" w:type="dxa"/>
+              <w:right w:w="120" w:type="dxa"/>
+            </w:tcMar>
+            <w:shd w:val="clear" w:color="auto" w:fill="DEEAF1"/>
           </w:tcPr>
           <w:p>
             <w:pPr>
@@ -320,13 +313,13 @@
         <w:tc>
           <w:tcPr>
             <w:tcW w:w="2800" w:type="dxa"/>
-            <w:shd w:val="clear" w:color="auto" w:fill="D9D9D9"/>
-            <w:tcMar>
-              <w:top w:w="60" w:type="dxa"/>
-              <w:left w:w="120" w:type="dxa"/>
-              <w:bottom w:w="60" w:type="dxa"/>
-              <w:right w:w="120" w:type="dxa"/>
-            </w:tcMar>
+            <w:tcMar>
+              <w:top w:w="60" w:type="dxa"/>
+              <w:left w:w="120" w:type="dxa"/>
+              <w:bottom w:w="60" w:type="dxa"/>
+              <w:right w:w="120" w:type="dxa"/>
+            </w:tcMar>
+            <w:shd w:val="clear" w:color="auto" w:fill="DEEAF1"/>
           </w:tcPr>
           <w:p>
             <w:pPr>
@@ -346,13 +339,13 @@
         <w:tc>
           <w:tcPr>
             <w:tcW w:w="2000" w:type="dxa"/>
-            <w:shd w:val="clear" w:color="auto" w:fill="D9D9D9"/>
-            <w:tcMar>
-              <w:top w:w="60" w:type="dxa"/>
-              <w:left w:w="120" w:type="dxa"/>
-              <w:bottom w:w="60" w:type="dxa"/>
-              <w:right w:w="120" w:type="dxa"/>
-            </w:tcMar>
+            <w:tcMar>
+              <w:top w:w="60" w:type="dxa"/>
+              <w:left w:w="120" w:type="dxa"/>
+              <w:bottom w:w="60" w:type="dxa"/>
+              <w:right w:w="120" w:type="dxa"/>
+            </w:tcMar>
+            <w:shd w:val="clear" w:color="auto" w:fill="DEEAF1"/>
           </w:tcPr>
           <w:p>
             <w:pPr>
@@ -372,13 +365,13 @@
         <w:tc>
           <w:tcPr>
             <w:tcW w:w="2488" w:type="dxa"/>
-            <w:shd w:val="clear" w:color="auto" w:fill="D9D9D9"/>
-            <w:tcMar>
-              <w:top w:w="60" w:type="dxa"/>
-              <w:left w:w="120" w:type="dxa"/>
-              <w:bottom w:w="60" w:type="dxa"/>
-              <w:right w:w="120" w:type="dxa"/>
-            </w:tcMar>
+            <w:tcMar>
+              <w:top w:w="60" w:type="dxa"/>
+              <w:left w:w="120" w:type="dxa"/>
+              <w:bottom w:w="60" w:type="dxa"/>
+              <w:right w:w="120" w:type="dxa"/>
+            </w:tcMar>
+            <w:shd w:val="clear" w:color="auto" w:fill="DEEAF1"/>
           </w:tcPr>
           <w:p>
             <w:pPr>
@@ -1363,7 +1356,7 @@
         </w:trPr>
         <w:tc>
           <w:tcPr>
-            <w:tcW w:w="2460" w:type="dxa"/>
+            <w:tcW w:w="2801" w:type="dxa"/>
             <w:tcMar>
               <w:top w:w="60" w:type="dxa"/>
               <w:left w:w="120" w:type="dxa"/>
@@ -1384,7 +1377,7 @@
         </w:tc>
         <w:tc>
           <w:tcPr>
-            <w:tcW w:w="6328" w:type="dxa"/>
+            <w:tcW w:w="5987" w:type="dxa"/>
             <w:tcMar>
               <w:top w:w="60" w:type="dxa"/>
               <w:left w:w="120" w:type="dxa"/>
@@ -1406,9 +1399,7 @@
       </w:tr>
       <w:tr>
         <w:tc>
-          <w:tcPr>
-            <w:tcW w:w="2460" w:type="dxa"/>
-          </w:tcPr>
+          <w:tcPr/>
           <w:p>
             <w:pPr>
               <w:pStyle w:val="Compact"/>
@@ -1420,7 +1411,7 @@
         </w:tc>
         <w:tc>
           <w:tcPr>
-            <w:tcW w:w="6328" w:type="dxa"/>
+            <w:tcW w:w="5987" w:type="dxa"/>
             <w:tcMar>
               <w:top w:w="60" w:type="dxa"/>
               <w:left w:w="120" w:type="dxa"/>
@@ -1453,6 +1444,7 @@
         </w:tc>
         <w:tc>
           <w:tcPr>
+            <w:tcW w:w="5987" w:type="dxa"/>
             <w:tcMar>
               <w:top w:w="60" w:type="dxa"/>
               <w:left w:w="120" w:type="dxa"/>
@@ -1484,9 +1476,7 @@
           </w:p>
         </w:tc>
         <w:tc>
-          <w:tcPr>
-            <w:tcW w:w="6328" w:type="dxa"/>
-          </w:tcPr>
+          <w:tcPr/>
           <w:p>
             <w:pPr>
               <w:pStyle w:val="Compact"/>
@@ -1499,19 +1489,10 @@
       </w:tr>
       <w:tr>
         <w:tc>
-          <w:tcPr>
-            <w:tcW w:w="2460" w:type="dxa"/>
-            <w:tcMar>
-              <w:top w:w="60" w:type="dxa"/>
-              <w:left w:w="120" w:type="dxa"/>
-              <w:bottom w:w="60" w:type="dxa"/>
-              <w:right w:w="120" w:type="dxa"/>
-            </w:tcMar>
-          </w:tcPr>
-          <w:p>
-            <w:pPr>
-              <w:pStyle w:val="Compact"/>
-              <w:wordWrap w:val="1"/>
+          <w:tcPr/>
+          <w:p>
+            <w:pPr>
+              <w:pStyle w:val="Compact"/>
             </w:pPr>
             <w:r>
               <w:t xml:space="preserve">특수공정 공급자</w:t>
@@ -1519,10 +1500,19 @@
           </w:p>
         </w:tc>
         <w:tc>
-          <w:tcPr/>
-          <w:p>
-            <w:pPr>
-              <w:pStyle w:val="Compact"/>
+          <w:tcPr>
+            <w:tcW w:w="5987" w:type="dxa"/>
+            <w:tcMar>
+              <w:top w:w="60" w:type="dxa"/>
+              <w:left w:w="120" w:type="dxa"/>
+              <w:bottom w:w="60" w:type="dxa"/>
+              <w:right w:w="120" w:type="dxa"/>
+            </w:tcMar>
+          </w:tcPr>
+          <w:p>
+            <w:pPr>
+              <w:pStyle w:val="Compact"/>
+              <w:wordWrap w:val="1"/>
             </w:pPr>
             <w:r>
               <w:t xml:space="preserve">도금(Plating), 열처리(Heat Treatment), 비파괴검사(NDT), 용접(Welding), 도장(Painting), 화학처리(Chemical Processing)</w:t>
@@ -1556,18 +1546,10 @@
       </w:tr>
       <w:tr>
         <w:tc>
-          <w:tcPr>
-            <w:tcMar>
-              <w:top w:w="60" w:type="dxa"/>
-              <w:left w:w="120" w:type="dxa"/>
-              <w:bottom w:w="60" w:type="dxa"/>
-              <w:right w:w="120" w:type="dxa"/>
-            </w:tcMar>
-          </w:tcPr>
-          <w:p>
-            <w:pPr>
-              <w:pStyle w:val="Compact"/>
-              <w:wordWrap w:val="1"/>
+          <w:tcPr/>
+          <w:p>
+            <w:pPr>
+              <w:pStyle w:val="Compact"/>
             </w:pPr>
             <w:r>
               <w:t xml:space="preserve">유통업체/대리점</w:t>
@@ -1575,18 +1557,10 @@
           </w:p>
         </w:tc>
         <w:tc>
-          <w:tcPr>
-            <w:tcMar>
-              <w:top w:w="60" w:type="dxa"/>
-              <w:left w:w="120" w:type="dxa"/>
-              <w:bottom w:w="60" w:type="dxa"/>
-              <w:right w:w="120" w:type="dxa"/>
-            </w:tcMar>
-          </w:tcPr>
-          <w:p>
-            <w:pPr>
-              <w:pStyle w:val="Compact"/>
-              <w:wordWrap w:val="1"/>
+          <w:tcPr/>
+          <w:p>
+            <w:pPr>
+              <w:pStyle w:val="Compact"/>
             </w:pPr>
             <w:r>
               <w:t xml:space="preserve">전자부품 유통업체(Authorized Distributor), 원자재 대리점</w:t>
@@ -1660,7 +1634,7 @@
         </w:trPr>
         <w:tc>
           <w:tcPr>
-            <w:tcW w:w="2460" w:type="dxa"/>
+            <w:tcW w:w="3000" w:type="dxa"/>
             <w:tcMar>
               <w:top w:w="60" w:type="dxa"/>
               <w:left w:w="120" w:type="dxa"/>
@@ -1681,7 +1655,7 @@
         </w:tc>
         <w:tc>
           <w:tcPr>
-            <w:tcW w:w="6328" w:type="dxa"/>
+            <w:tcW w:w="5788" w:type="dxa"/>
             <w:tcMar>
               <w:top w:w="60" w:type="dxa"/>
               <w:left w:w="120" w:type="dxa"/>
@@ -1703,9 +1677,7 @@
       </w:tr>
       <w:tr>
         <w:tc>
-          <w:tcPr>
-            <w:tcW w:w="2460" w:type="dxa"/>
-          </w:tcPr>
+          <w:tcPr/>
           <w:p>
             <w:pPr>
               <w:pStyle w:val="Compact"/>
@@ -1717,7 +1689,7 @@
         </w:tc>
         <w:tc>
           <w:tcPr>
-            <w:tcW w:w="6328" w:type="dxa"/>
+            <w:tcW w:w="5788" w:type="dxa"/>
             <w:tcMar>
               <w:top w:w="60" w:type="dxa"/>
               <w:left w:w="120" w:type="dxa"/>
@@ -1750,6 +1722,7 @@
         </w:tc>
         <w:tc>
           <w:tcPr>
+            <w:tcW w:w="5788" w:type="dxa"/>
             <w:tcMar>
               <w:top w:w="60" w:type="dxa"/>
               <w:left w:w="120" w:type="dxa"/>
@@ -1781,9 +1754,7 @@
           </w:p>
         </w:tc>
         <w:tc>
-          <w:tcPr>
-            <w:tcW w:w="6328" w:type="dxa"/>
-          </w:tcPr>
+          <w:tcPr/>
           <w:p>
             <w:pPr>
               <w:pStyle w:val="Compact"/>
@@ -1796,19 +1767,10 @@
       </w:tr>
       <w:tr>
         <w:tc>
-          <w:tcPr>
-            <w:tcW w:w="2460" w:type="dxa"/>
-            <w:tcMar>
-              <w:top w:w="60" w:type="dxa"/>
-              <w:left w:w="120" w:type="dxa"/>
-              <w:bottom w:w="60" w:type="dxa"/>
-              <w:right w:w="120" w:type="dxa"/>
-            </w:tcMar>
-          </w:tcPr>
-          <w:p>
-            <w:pPr>
-              <w:pStyle w:val="Compact"/>
-              <w:wordWrap w:val="1"/>
+          <w:tcPr/>
+          <w:p>
+            <w:pPr>
+              <w:pStyle w:val="Compact"/>
             </w:pPr>
             <w:r>
               <w:t xml:space="preserve">AS6174</w:t>
@@ -1816,7 +1778,9 @@
           </w:p>
         </w:tc>
         <w:tc>
-          <w:tcPr/>
+          <w:tcPr>
+            <w:tcW w:w="5788" w:type="dxa"/>
+          </w:tcPr>
           <w:p>
             <w:pPr>
               <w:pStyle w:val="Compact"/>
@@ -1997,7 +1961,9 @@
       </w:tr>
       <w:tr>
         <w:tc>
-          <w:tcPr/>
+          <w:tcPr>
+            <w:tcW w:w="3000" w:type="dxa"/>
+          </w:tcPr>
           <w:p>
             <w:pPr>
               <w:pStyle w:val="Compact"/>
@@ -2008,7 +1974,9 @@
           </w:p>
         </w:tc>
         <w:tc>
-          <w:tcPr/>
+          <w:tcPr>
+            <w:tcW w:w="5788" w:type="dxa"/>
+          </w:tcPr>
           <w:p>
             <w:pPr>
               <w:pStyle w:val="Compact"/>
@@ -2032,7 +2000,9 @@
           </w:p>
         </w:tc>
         <w:tc>
-          <w:tcPr/>
+          <w:tcPr>
+            <w:tcW w:w="5788" w:type="dxa"/>
+          </w:tcPr>
           <w:p>
             <w:pPr>
               <w:pStyle w:val="Compact"/>
@@ -2056,7 +2026,9 @@
           </w:p>
         </w:tc>
         <w:tc>
-          <w:tcPr/>
+          <w:tcPr>
+            <w:tcW w:w="5788" w:type="dxa"/>
+          </w:tcPr>
           <w:p>
             <w:pPr>
               <w:pStyle w:val="Compact"/>
@@ -2104,10 +2076,19 @@
           </w:p>
         </w:tc>
         <w:tc>
-          <w:tcPr/>
-          <w:p>
-            <w:pPr>
-              <w:pStyle w:val="Compact"/>
+          <w:tcPr>
+            <w:tcW w:w="5788" w:type="dxa"/>
+            <w:tcMar>
+              <w:top w:w="60" w:type="dxa"/>
+              <w:left w:w="120" w:type="dxa"/>
+              <w:bottom w:w="60" w:type="dxa"/>
+              <w:right w:w="120" w:type="dxa"/>
+            </w:tcMar>
+          </w:tcPr>
+          <w:p>
+            <w:pPr>
+              <w:pStyle w:val="Compact"/>
+              <w:wordWrap w:val="1"/>
             </w:pPr>
             <w:r>
               <w:t xml:space="preserve">부적합/시정조치 관리 절차서</w:t>
@@ -2117,18 +2098,10 @@
       </w:tr>
       <w:tr>
         <w:tc>
-          <w:tcPr>
-            <w:tcMar>
-              <w:top w:w="60" w:type="dxa"/>
-              <w:left w:w="120" w:type="dxa"/>
-              <w:bottom w:w="60" w:type="dxa"/>
-              <w:right w:w="120" w:type="dxa"/>
-            </w:tcMar>
-          </w:tcPr>
-          <w:p>
-            <w:pPr>
-              <w:pStyle w:val="Compact"/>
-              <w:wordWrap w:val="1"/>
+          <w:tcPr/>
+          <w:p>
+            <w:pPr>
+              <w:pStyle w:val="Compact"/>
             </w:pPr>
             <w:r>
               <w:t xml:space="preserve">QP-706</w:t>
@@ -2136,18 +2109,10 @@
           </w:p>
         </w:tc>
         <w:tc>
-          <w:tcPr>
-            <w:tcMar>
-              <w:top w:w="60" w:type="dxa"/>
-              <w:left w:w="120" w:type="dxa"/>
-              <w:bottom w:w="60" w:type="dxa"/>
-              <w:right w:w="120" w:type="dxa"/>
-            </w:tcMar>
-          </w:tcPr>
-          <w:p>
-            <w:pPr>
-              <w:pStyle w:val="Compact"/>
-              <w:wordWrap w:val="1"/>
+          <w:tcPr/>
+          <w:p>
+            <w:pPr>
+              <w:pStyle w:val="Compact"/>
             </w:pPr>
             <w:r>
               <w:t xml:space="preserve">문서화된 정보 관리 절차서</w:t>
@@ -2191,7 +2156,7 @@
         </w:trPr>
         <w:tc>
           <w:tcPr>
-            <w:tcW w:w="2460" w:type="dxa"/>
+            <w:tcW w:w="3000" w:type="dxa"/>
             <w:tcMar>
               <w:top w:w="60" w:type="dxa"/>
               <w:left w:w="120" w:type="dxa"/>
@@ -2212,7 +2177,7 @@
         </w:tc>
         <w:tc>
           <w:tcPr>
-            <w:tcW w:w="6328" w:type="dxa"/>
+            <w:tcW w:w="5788" w:type="dxa"/>
             <w:tcMar>
               <w:top w:w="60" w:type="dxa"/>
               <w:left w:w="120" w:type="dxa"/>
@@ -2234,9 +2199,7 @@
       </w:tr>
       <w:tr>
         <w:tc>
-          <w:tcPr>
-            <w:tcW w:w="2460" w:type="dxa"/>
-          </w:tcPr>
+          <w:tcPr/>
           <w:p>
             <w:pPr>
               <w:pStyle w:val="Compact"/>
@@ -2248,7 +2211,7 @@
         </w:tc>
         <w:tc>
           <w:tcPr>
-            <w:tcW w:w="6328" w:type="dxa"/>
+            <w:tcW w:w="5788" w:type="dxa"/>
             <w:tcMar>
               <w:top w:w="60" w:type="dxa"/>
               <w:left w:w="120" w:type="dxa"/>
@@ -2281,6 +2244,7 @@
         </w:tc>
         <w:tc>
           <w:tcPr>
+            <w:tcW w:w="5788" w:type="dxa"/>
             <w:tcMar>
               <w:top w:w="60" w:type="dxa"/>
               <w:left w:w="120" w:type="dxa"/>
@@ -2312,9 +2276,7 @@
           </w:p>
         </w:tc>
         <w:tc>
-          <w:tcPr>
-            <w:tcW w:w="6328" w:type="dxa"/>
-          </w:tcPr>
+          <w:tcPr/>
           <w:p>
             <w:pPr>
               <w:pStyle w:val="Compact"/>
@@ -2327,19 +2289,10 @@
       </w:tr>
       <w:tr>
         <w:tc>
-          <w:tcPr>
-            <w:tcW w:w="2460" w:type="dxa"/>
-            <w:tcMar>
-              <w:top w:w="60" w:type="dxa"/>
-              <w:left w:w="120" w:type="dxa"/>
-              <w:bottom w:w="60" w:type="dxa"/>
-              <w:right w:w="120" w:type="dxa"/>
-            </w:tcMar>
-          </w:tcPr>
-          <w:p>
-            <w:pPr>
-              <w:pStyle w:val="Compact"/>
-              <w:wordWrap w:val="1"/>
+          <w:tcPr/>
+          <w:p>
+            <w:pPr>
+              <w:pStyle w:val="Compact"/>
             </w:pPr>
             <w:r>
               <w:t xml:space="preserve">특수공정 (Special Process)</w:t>
@@ -2347,10 +2300,19 @@
           </w:p>
         </w:tc>
         <w:tc>
-          <w:tcPr/>
-          <w:p>
-            <w:pPr>
-              <w:pStyle w:val="Compact"/>
+          <w:tcPr>
+            <w:tcW w:w="5788" w:type="dxa"/>
+            <w:tcMar>
+              <w:top w:w="60" w:type="dxa"/>
+              <w:left w:w="120" w:type="dxa"/>
+              <w:bottom w:w="60" w:type="dxa"/>
+              <w:right w:w="120" w:type="dxa"/>
+            </w:tcMar>
+          </w:tcPr>
+          <w:p>
+            <w:pPr>
+              <w:pStyle w:val="Compact"/>
+              <w:wordWrap w:val="1"/>
             </w:pPr>
             <w:r>
               <w:t xml:space="preserve">결과로 나오는 출력을 후속 모니터링 또는 측정으로 검증할 수 없거나, 제품 사용 또는 서비스 인도 후에만 결함이 드러나는 공정 (예: 용접, 열처리, 도금, 비파괴검사, 도장 등)</w:t>
@@ -2408,18 +2370,10 @@
       </w:tr>
       <w:tr>
         <w:tc>
-          <w:tcPr>
-            <w:tcMar>
-              <w:top w:w="60" w:type="dxa"/>
-              <w:left w:w="120" w:type="dxa"/>
-              <w:bottom w:w="60" w:type="dxa"/>
-              <w:right w:w="120" w:type="dxa"/>
-            </w:tcMar>
-          </w:tcPr>
-          <w:p>
-            <w:pPr>
-              <w:pStyle w:val="Compact"/>
-              <w:wordWrap w:val="1"/>
+          <w:tcPr/>
+          <w:p>
+            <w:pPr>
+              <w:pStyle w:val="Compact"/>
             </w:pPr>
             <w:r>
               <w:t xml:space="preserve">고객 지정 공급자 (Customer-Directed Source)</w:t>
@@ -2427,18 +2381,10 @@
           </w:p>
         </w:tc>
         <w:tc>
-          <w:tcPr>
-            <w:tcMar>
-              <w:top w:w="60" w:type="dxa"/>
-              <w:left w:w="120" w:type="dxa"/>
-              <w:bottom w:w="60" w:type="dxa"/>
-              <w:right w:w="120" w:type="dxa"/>
-            </w:tcMar>
-          </w:tcPr>
-          <w:p>
-            <w:pPr>
-              <w:pStyle w:val="Compact"/>
-              <w:wordWrap w:val="1"/>
+          <w:tcPr/>
+          <w:p>
+            <w:pPr>
+              <w:pStyle w:val="Compact"/>
             </w:pPr>
             <w:r>
               <w:t xml:space="preserve">고객이 계약/주문서에 사용을 지정/요구한 특정 공급자</w:t>
@@ -2459,18 +2405,10 @@
           </w:p>
         </w:tc>
         <w:tc>
-          <w:tcPr>
-            <w:tcMar>
-              <w:top w:w="60" w:type="dxa"/>
-              <w:left w:w="120" w:type="dxa"/>
-              <w:bottom w:w="60" w:type="dxa"/>
-              <w:right w:w="120" w:type="dxa"/>
-            </w:tcMar>
-          </w:tcPr>
-          <w:p>
-            <w:pPr>
-              <w:pStyle w:val="Compact"/>
-              <w:wordWrap w:val="1"/>
+          <w:tcPr/>
+          <w:p>
+            <w:pPr>
+              <w:pStyle w:val="Compact"/>
             </w:pPr>
             <w:r>
               <w:t xml:space="preserve">출처, 재질, 성능, 인증 등이 의도적으로 허위 표시된 부품 또는 재료</w:t>
@@ -2491,18 +2429,10 @@
           </w:p>
         </w:tc>
         <w:tc>
-          <w:tcPr>
-            <w:tcMar>
-              <w:top w:w="60" w:type="dxa"/>
-              <w:left w:w="120" w:type="dxa"/>
-              <w:bottom w:w="60" w:type="dxa"/>
-              <w:right w:w="120" w:type="dxa"/>
-            </w:tcMar>
-          </w:tcPr>
-          <w:p>
-            <w:pPr>
-              <w:pStyle w:val="Compact"/>
-              <w:wordWrap w:val="1"/>
+          <w:tcPr/>
+          <w:p>
+            <w:pPr>
+              <w:pStyle w:val="Compact"/>
             </w:pPr>
             <w:r>
               <w:t xml:space="preserve">위조 여부가 확실하지 않으나, 출처/외관/시험 결과 등에서 이상 징후가 발견된 부품</w:t>
@@ -2656,18 +2586,10 @@
       </w:tr>
       <w:tr>
         <w:tc>
-          <w:tcPr>
-            <w:tcMar>
-              <w:top w:w="60" w:type="dxa"/>
-              <w:left w:w="120" w:type="dxa"/>
-              <w:bottom w:w="60" w:type="dxa"/>
-              <w:right w:w="120" w:type="dxa"/>
-            </w:tcMar>
-          </w:tcPr>
-          <w:p>
-            <w:pPr>
-              <w:pStyle w:val="Compact"/>
-              <w:wordWrap w:val="1"/>
+          <w:tcPr/>
+          <w:p>
+            <w:pPr>
+              <w:pStyle w:val="Compact"/>
             </w:pPr>
             <w:r>
               <w:t xml:space="preserve">공인 유통업체 (Authorized Distributor)</w:t>
@@ -2675,18 +2597,10 @@
           </w:p>
         </w:tc>
         <w:tc>
-          <w:tcPr>
-            <w:tcMar>
-              <w:top w:w="60" w:type="dxa"/>
-              <w:left w:w="120" w:type="dxa"/>
-              <w:bottom w:w="60" w:type="dxa"/>
-              <w:right w:w="120" w:type="dxa"/>
-            </w:tcMar>
-          </w:tcPr>
-          <w:p>
-            <w:pPr>
-              <w:pStyle w:val="Compact"/>
-              <w:wordWrap w:val="1"/>
+          <w:tcPr/>
+          <w:p>
+            <w:pPr>
+              <w:pStyle w:val="Compact"/>
             </w:pPr>
             <w:r>
               <w:t xml:space="preserve">OCM/OEM이 공식 인가한 유통 판매업체</w:t>
@@ -2730,7 +2644,7 @@
         </w:trPr>
         <w:tc>
           <w:tcPr>
-            <w:tcW w:w="2460" w:type="dxa"/>
+            <w:tcW w:w="3000" w:type="dxa"/>
             <w:tcMar>
               <w:top w:w="60" w:type="dxa"/>
               <w:left w:w="120" w:type="dxa"/>
@@ -2751,7 +2665,7 @@
         </w:tc>
         <w:tc>
           <w:tcPr>
-            <w:tcW w:w="6328" w:type="dxa"/>
+            <w:tcW w:w="5788" w:type="dxa"/>
             <w:tcMar>
               <w:top w:w="60" w:type="dxa"/>
               <w:left w:w="120" w:type="dxa"/>
@@ -2773,9 +2687,7 @@
       </w:tr>
       <w:tr>
         <w:tc>
-          <w:tcPr>
-            <w:tcW w:w="2460" w:type="dxa"/>
-          </w:tcPr>
+          <w:tcPr/>
           <w:p>
             <w:pPr>
               <w:pStyle w:val="Compact"/>
@@ -2791,7 +2703,7 @@
         </w:tc>
         <w:tc>
           <w:tcPr>
-            <w:tcW w:w="6328" w:type="dxa"/>
+            <w:tcW w:w="5788" w:type="dxa"/>
             <w:tcMar>
               <w:top w:w="60" w:type="dxa"/>
               <w:left w:w="120" w:type="dxa"/>
@@ -2834,6 +2746,7 @@
         </w:tc>
         <w:tc>
           <w:tcPr>
+            <w:tcW w:w="5788" w:type="dxa"/>
             <w:tcMar>
               <w:top w:w="60" w:type="dxa"/>
               <w:left w:w="120" w:type="dxa"/>
@@ -2878,9 +2791,7 @@
           </w:p>
         </w:tc>
         <w:tc>
-          <w:tcPr>
-            <w:tcW w:w="6328" w:type="dxa"/>
-          </w:tcPr>
+          <w:tcPr/>
           <w:p>
             <w:pPr>
               <w:pStyle w:val="Compact"/>
@@ -2905,19 +2816,10 @@
       </w:tr>
       <w:tr>
         <w:tc>
-          <w:tcPr>
-            <w:tcW w:w="2460" w:type="dxa"/>
-            <w:tcMar>
-              <w:top w:w="60" w:type="dxa"/>
-              <w:left w:w="120" w:type="dxa"/>
-              <w:bottom w:w="60" w:type="dxa"/>
-              <w:right w:w="120" w:type="dxa"/>
-            </w:tcMar>
-          </w:tcPr>
-          <w:p>
-            <w:pPr>
-              <w:pStyle w:val="Compact"/>
-              <w:wordWrap w:val="1"/>
+          <w:tcPr/>
+          <w:p>
+            <w:pPr>
+              <w:pStyle w:val="Compact"/>
             </w:pPr>
             <w:r>
               <w:rPr>
@@ -2929,10 +2831,19 @@
           </w:p>
         </w:tc>
         <w:tc>
-          <w:tcPr/>
-          <w:p>
-            <w:pPr>
-              <w:pStyle w:val="Compact"/>
+          <w:tcPr>
+            <w:tcW w:w="5788" w:type="dxa"/>
+            <w:tcMar>
+              <w:top w:w="60" w:type="dxa"/>
+              <w:left w:w="120" w:type="dxa"/>
+              <w:bottom w:w="60" w:type="dxa"/>
+              <w:right w:w="120" w:type="dxa"/>
+            </w:tcMar>
+          </w:tcPr>
+          <w:p>
+            <w:pPr>
+              <w:pStyle w:val="Compact"/>
+              <w:wordWrap w:val="1"/>
             </w:pPr>
             <w:r>
               <w:t xml:space="preserve">• 공급자 정보 수집 (카탈로그, 웹사이트, 거래처 소개, 공급자 자체 제출 문서)</w:t>
@@ -3040,18 +2951,10 @@
       </w:tr>
       <w:tr>
         <w:tc>
-          <w:tcPr>
-            <w:tcMar>
-              <w:top w:w="60" w:type="dxa"/>
-              <w:left w:w="120" w:type="dxa"/>
-              <w:bottom w:w="60" w:type="dxa"/>
-              <w:right w:w="120" w:type="dxa"/>
-            </w:tcMar>
-          </w:tcPr>
-          <w:p>
-            <w:pPr>
-              <w:pStyle w:val="Compact"/>
-              <w:wordWrap w:val="1"/>
+          <w:tcPr/>
+          <w:p>
+            <w:pPr>
+              <w:pStyle w:val="Compact"/>
             </w:pPr>
             <w:r>
               <w:rPr>
@@ -3063,18 +2966,10 @@
           </w:p>
         </w:tc>
         <w:tc>
-          <w:tcPr>
-            <w:tcMar>
-              <w:top w:w="60" w:type="dxa"/>
-              <w:left w:w="120" w:type="dxa"/>
-              <w:bottom w:w="60" w:type="dxa"/>
-              <w:right w:w="120" w:type="dxa"/>
-            </w:tcMar>
-          </w:tcPr>
-          <w:p>
-            <w:pPr>
-              <w:pStyle w:val="Compact"/>
-              <w:wordWrap w:val="1"/>
+          <w:tcPr/>
+          <w:p>
+            <w:pPr>
+              <w:pStyle w:val="Compact"/>
             </w:pPr>
             <w:r>
               <w:t xml:space="preserve">• 신규 부품/재료 공급자 기술 평가 참여</w:t>
@@ -4542,179 +4437,283 @@
         <w:t xml:space="preserve">7.1 초기 평가 프로세스 흐름</w:t>
       </w:r>
     </w:p>
-    <w:p>
-      <w:pPr>
-        <w:pStyle w:val="SourceCode"/>
-      </w:pPr>
-      <w:r>
-        <w:rPr>
-          <w:rStyle w:val="VerbatimChar"/>
-        </w:rPr>
-        <w:t xml:space="preserve">신규 공급자 필요 발생</w:t>
-      </w:r>
-      <w:r>
-        <w:br/>
-      </w:r>
-      <w:r>
-        <w:rPr>
-          <w:rStyle w:val="VerbatimChar"/>
-        </w:rPr>
-        <w:t xml:space="preserve">        │</w:t>
-      </w:r>
-      <w:r>
-        <w:br/>
-      </w:r>
-      <w:r>
-        <w:rPr>
-          <w:rStyle w:val="VerbatimChar"/>
-        </w:rPr>
-        <w:t xml:space="preserve">        ▼</w:t>
-      </w:r>
-      <w:r>
-        <w:br/>
-      </w:r>
-      <w:r>
-        <w:rPr>
-          <w:rStyle w:val="VerbatimChar"/>
-        </w:rPr>
-        <w:t xml:space="preserve">[1] 공급자 후보 탐색 및 정보 수집</w:t>
-      </w:r>
-      <w:r>
-        <w:br/>
-      </w:r>
-      <w:r>
-        <w:rPr>
-          <w:rStyle w:val="VerbatimChar"/>
-        </w:rPr>
-        <w:t xml:space="preserve">        │</w:t>
-      </w:r>
-      <w:r>
-        <w:br/>
-      </w:r>
-      <w:r>
-        <w:rPr>
-          <w:rStyle w:val="VerbatimChar"/>
-        </w:rPr>
-        <w:t xml:space="preserve">        ▼</w:t>
-      </w:r>
-      <w:r>
-        <w:br/>
-      </w:r>
-      <w:r>
-        <w:rPr>
-          <w:rStyle w:val="VerbatimChar"/>
-        </w:rPr>
-        <w:t xml:space="preserve">[2] 서류 평가 (자격 심사)</w:t>
-      </w:r>
-      <w:r>
-        <w:br/>
-      </w:r>
-      <w:r>
-        <w:rPr>
-          <w:rStyle w:val="VerbatimChar"/>
-        </w:rPr>
-        <w:t xml:space="preserve">        │</w:t>
-      </w:r>
-      <w:r>
-        <w:br/>
-      </w:r>
-      <w:r>
-        <w:rPr>
-          <w:rStyle w:val="VerbatimChar"/>
-        </w:rPr>
-        <w:t xml:space="preserve">        ▼</w:t>
-      </w:r>
-      <w:r>
-        <w:br/>
-      </w:r>
-      <w:r>
-        <w:rPr>
-          <w:rStyle w:val="VerbatimChar"/>
-        </w:rPr>
-        <w:t xml:space="preserve">[3] 현장감사 (해당 시)</w:t>
-      </w:r>
-      <w:r>
-        <w:br/>
-      </w:r>
-      <w:r>
-        <w:rPr>
-          <w:rStyle w:val="VerbatimChar"/>
-        </w:rPr>
-        <w:t xml:space="preserve">        │</w:t>
-      </w:r>
-      <w:r>
-        <w:br/>
-      </w:r>
-      <w:r>
-        <w:rPr>
-          <w:rStyle w:val="VerbatimChar"/>
-        </w:rPr>
-        <w:t xml:space="preserve">        ▼</w:t>
-      </w:r>
-      <w:r>
-        <w:br/>
-      </w:r>
-      <w:r>
-        <w:rPr>
-          <w:rStyle w:val="VerbatimChar"/>
-        </w:rPr>
-        <w:t xml:space="preserve">[4] 샘플 평가 / 시험 발주 (해당 시)</w:t>
-      </w:r>
-      <w:r>
-        <w:br/>
-      </w:r>
-      <w:r>
-        <w:rPr>
-          <w:rStyle w:val="VerbatimChar"/>
-        </w:rPr>
-        <w:t xml:space="preserve">        │</w:t>
-      </w:r>
-      <w:r>
-        <w:br/>
-      </w:r>
-      <w:r>
-        <w:rPr>
-          <w:rStyle w:val="VerbatimChar"/>
-        </w:rPr>
-        <w:t xml:space="preserve">        ▼</w:t>
-      </w:r>
-      <w:r>
-        <w:br/>
-      </w:r>
-      <w:r>
-        <w:rPr>
-          <w:rStyle w:val="VerbatimChar"/>
-        </w:rPr>
-        <w:t xml:space="preserve">[5] 초기 평가 종합 점수 산정</w:t>
-      </w:r>
-      <w:r>
-        <w:br/>
-      </w:r>
-      <w:r>
-        <w:rPr>
-          <w:rStyle w:val="VerbatimChar"/>
-        </w:rPr>
-        <w:t xml:space="preserve">        │</w:t>
-      </w:r>
-      <w:r>
-        <w:br/>
-      </w:r>
-      <w:r>
-        <w:rPr>
-          <w:rStyle w:val="VerbatimChar"/>
-        </w:rPr>
-        <w:t xml:space="preserve">        ▼</w:t>
-      </w:r>
-      <w:r>
-        <w:br/>
-      </w:r>
-      <w:r>
-        <w:rPr>
-          <w:rStyle w:val="VerbatimChar"/>
-        </w:rPr>
-        <w:t xml:space="preserve">[6] ASL 등재 승인/반려</w:t>
-      </w:r>
-    </w:p>
+    <w:tbl>
+      <w:tblPr>
+        <w:tblLook w:firstColumn="1" w:firstRow="1" w:lastColumn="0" w:lastRow="0" w:noHBand="0" w:noVBand="1" w:val="04A0"/>
+        <w:tblW w:w="8788" w:type="dxa"/>
+        <w:tblBorders>
+          <w:top w:val="single" w:sz="4" w:color="2E74B5" w:space="0"/>
+          <w:left w:val="single" w:sz="4" w:color="2E74B5" w:space="0"/>
+          <w:bottom w:val="single" w:sz="4" w:color="2E74B5" w:space="0"/>
+          <w:right w:val="single" w:sz="4" w:color="2E74B5" w:space="0"/>
+          <w:insideH w:val="single" w:sz="4" w:color="BDD7EE" w:space="0"/>
+          <w:insideV w:val="single" w:sz="2" w:color="D9D9D9" w:space="0"/>
+        </w:tblBorders>
+      </w:tblPr>
+      <w:tblGrid>
+        <w:gridCol w:w="8788"/>
+      </w:tblGrid>
+      <w:tr>
+        <w:tc>
+          <w:tcPr>
+            <w:tcW w:w="8788" w:type="dxa"/>
+            <w:tcMar>
+              <w:top w:w="80" w:type="dxa"/>
+              <w:left w:w="140" w:type="dxa"/>
+              <w:bottom w:w="80" w:type="dxa"/>
+              <w:right w:w="140" w:type="dxa"/>
+            </w:tcMar>
+          </w:tcPr>
+          <w:p>
+            <w:pPr>
+              <w:spacing w:before="0" w:after="0" w:line="240" w:lineRule="auto"/>
+            </w:pPr>
+            <w:r>
+              <w:rPr>
+                <w:rFonts w:ascii="Courier New" w:hAnsi="Courier New" w:eastAsia="NanumGothicCoding"/>
+                <w:sz w:val="18"/>
+                <w:szCs w:val="18"/>
+              </w:rPr>
+              <w:t xml:space="preserve">신규 공급자 필요 발생</w:t>
+            </w:r>
+          </w:p>
+          <w:p>
+            <w:pPr>
+              <w:spacing w:before="0" w:after="0" w:line="240" w:lineRule="auto"/>
+            </w:pPr>
+            <w:r>
+              <w:rPr>
+                <w:rFonts w:ascii="Courier New" w:hAnsi="Courier New" w:eastAsia="NanumGothicCoding"/>
+                <w:sz w:val="18"/>
+                <w:szCs w:val="18"/>
+              </w:rPr>
+              <w:t xml:space="preserve">        │</w:t>
+            </w:r>
+          </w:p>
+          <w:p>
+            <w:pPr>
+              <w:spacing w:before="0" w:after="0" w:line="240" w:lineRule="auto"/>
+            </w:pPr>
+            <w:r>
+              <w:rPr>
+                <w:rFonts w:ascii="Courier New" w:hAnsi="Courier New" w:eastAsia="NanumGothicCoding"/>
+                <w:sz w:val="18"/>
+                <w:szCs w:val="18"/>
+              </w:rPr>
+              <w:t xml:space="preserve">        ▼</w:t>
+            </w:r>
+          </w:p>
+          <w:p>
+            <w:pPr>
+              <w:spacing w:before="0" w:after="0" w:line="240" w:lineRule="auto"/>
+            </w:pPr>
+            <w:r>
+              <w:rPr>
+                <w:rFonts w:ascii="Courier New" w:hAnsi="Courier New" w:eastAsia="NanumGothicCoding"/>
+                <w:sz w:val="18"/>
+                <w:szCs w:val="18"/>
+              </w:rPr>
+              <w:t xml:space="preserve">[1] 공급자 후보 탐색 및 정보 수집</w:t>
+            </w:r>
+          </w:p>
+          <w:p>
+            <w:pPr>
+              <w:spacing w:before="0" w:after="0" w:line="240" w:lineRule="auto"/>
+            </w:pPr>
+            <w:r>
+              <w:rPr>
+                <w:rFonts w:ascii="Courier New" w:hAnsi="Courier New" w:eastAsia="NanumGothicCoding"/>
+                <w:sz w:val="18"/>
+                <w:szCs w:val="18"/>
+              </w:rPr>
+              <w:t xml:space="preserve">        │</w:t>
+            </w:r>
+          </w:p>
+          <w:p>
+            <w:pPr>
+              <w:spacing w:before="0" w:after="0" w:line="240" w:lineRule="auto"/>
+            </w:pPr>
+            <w:r>
+              <w:rPr>
+                <w:rFonts w:ascii="Courier New" w:hAnsi="Courier New" w:eastAsia="NanumGothicCoding"/>
+                <w:sz w:val="18"/>
+                <w:szCs w:val="18"/>
+              </w:rPr>
+              <w:t xml:space="preserve">        ▼</w:t>
+            </w:r>
+          </w:p>
+          <w:p>
+            <w:pPr>
+              <w:spacing w:before="0" w:after="0" w:line="240" w:lineRule="auto"/>
+            </w:pPr>
+            <w:r>
+              <w:rPr>
+                <w:rFonts w:ascii="Courier New" w:hAnsi="Courier New" w:eastAsia="NanumGothicCoding"/>
+                <w:sz w:val="18"/>
+                <w:szCs w:val="18"/>
+              </w:rPr>
+              <w:t xml:space="preserve">[2] 서류 평가 (자격 심사)</w:t>
+            </w:r>
+          </w:p>
+          <w:p>
+            <w:pPr>
+              <w:spacing w:before="0" w:after="0" w:line="240" w:lineRule="auto"/>
+            </w:pPr>
+            <w:r>
+              <w:rPr>
+                <w:rFonts w:ascii="Courier New" w:hAnsi="Courier New" w:eastAsia="NanumGothicCoding"/>
+                <w:sz w:val="18"/>
+                <w:szCs w:val="18"/>
+              </w:rPr>
+              <w:t xml:space="preserve">        │</w:t>
+            </w:r>
+          </w:p>
+          <w:p>
+            <w:pPr>
+              <w:spacing w:before="0" w:after="0" w:line="240" w:lineRule="auto"/>
+            </w:pPr>
+            <w:r>
+              <w:rPr>
+                <w:rFonts w:ascii="Courier New" w:hAnsi="Courier New" w:eastAsia="NanumGothicCoding"/>
+                <w:sz w:val="18"/>
+                <w:szCs w:val="18"/>
+              </w:rPr>
+              <w:t xml:space="preserve">        ▼</w:t>
+            </w:r>
+          </w:p>
+          <w:p>
+            <w:pPr>
+              <w:spacing w:before="0" w:after="0" w:line="240" w:lineRule="auto"/>
+            </w:pPr>
+            <w:r>
+              <w:rPr>
+                <w:rFonts w:ascii="Courier New" w:hAnsi="Courier New" w:eastAsia="NanumGothicCoding"/>
+                <w:sz w:val="18"/>
+                <w:szCs w:val="18"/>
+              </w:rPr>
+              <w:t xml:space="preserve">[3] 현장감사 (해당 시)</w:t>
+            </w:r>
+          </w:p>
+          <w:p>
+            <w:pPr>
+              <w:spacing w:before="0" w:after="0" w:line="240" w:lineRule="auto"/>
+            </w:pPr>
+            <w:r>
+              <w:rPr>
+                <w:rFonts w:ascii="Courier New" w:hAnsi="Courier New" w:eastAsia="NanumGothicCoding"/>
+                <w:sz w:val="18"/>
+                <w:szCs w:val="18"/>
+              </w:rPr>
+              <w:t xml:space="preserve">        │</w:t>
+            </w:r>
+          </w:p>
+          <w:p>
+            <w:pPr>
+              <w:spacing w:before="0" w:after="0" w:line="240" w:lineRule="auto"/>
+            </w:pPr>
+            <w:r>
+              <w:rPr>
+                <w:rFonts w:ascii="Courier New" w:hAnsi="Courier New" w:eastAsia="NanumGothicCoding"/>
+                <w:sz w:val="18"/>
+                <w:szCs w:val="18"/>
+              </w:rPr>
+              <w:t xml:space="preserve">        ▼</w:t>
+            </w:r>
+          </w:p>
+          <w:p>
+            <w:pPr>
+              <w:spacing w:before="0" w:after="0" w:line="240" w:lineRule="auto"/>
+            </w:pPr>
+            <w:r>
+              <w:rPr>
+                <w:rFonts w:ascii="Courier New" w:hAnsi="Courier New" w:eastAsia="NanumGothicCoding"/>
+                <w:sz w:val="18"/>
+                <w:szCs w:val="18"/>
+              </w:rPr>
+              <w:t xml:space="preserve">[4] 샘플 평가 / 시험 발주 (해당 시)</w:t>
+            </w:r>
+          </w:p>
+          <w:p>
+            <w:pPr>
+              <w:spacing w:before="0" w:after="0" w:line="240" w:lineRule="auto"/>
+            </w:pPr>
+            <w:r>
+              <w:rPr>
+                <w:rFonts w:ascii="Courier New" w:hAnsi="Courier New" w:eastAsia="NanumGothicCoding"/>
+                <w:sz w:val="18"/>
+                <w:szCs w:val="18"/>
+              </w:rPr>
+              <w:t xml:space="preserve">        │</w:t>
+            </w:r>
+          </w:p>
+          <w:p>
+            <w:pPr>
+              <w:spacing w:before="0" w:after="0" w:line="240" w:lineRule="auto"/>
+            </w:pPr>
+            <w:r>
+              <w:rPr>
+                <w:rFonts w:ascii="Courier New" w:hAnsi="Courier New" w:eastAsia="NanumGothicCoding"/>
+                <w:sz w:val="18"/>
+                <w:szCs w:val="18"/>
+              </w:rPr>
+              <w:t xml:space="preserve">        ▼</w:t>
+            </w:r>
+          </w:p>
+          <w:p>
+            <w:pPr>
+              <w:spacing w:before="0" w:after="0" w:line="240" w:lineRule="auto"/>
+            </w:pPr>
+            <w:r>
+              <w:rPr>
+                <w:rFonts w:ascii="Courier New" w:hAnsi="Courier New" w:eastAsia="NanumGothicCoding"/>
+                <w:sz w:val="18"/>
+                <w:szCs w:val="18"/>
+              </w:rPr>
+              <w:t xml:space="preserve">[5] 초기 평가 종합 점수 산정</w:t>
+            </w:r>
+          </w:p>
+          <w:p>
+            <w:pPr>
+              <w:spacing w:before="0" w:after="0" w:line="240" w:lineRule="auto"/>
+            </w:pPr>
+            <w:r>
+              <w:rPr>
+                <w:rFonts w:ascii="Courier New" w:hAnsi="Courier New" w:eastAsia="NanumGothicCoding"/>
+                <w:sz w:val="18"/>
+                <w:szCs w:val="18"/>
+              </w:rPr>
+              <w:t xml:space="preserve">        │</w:t>
+            </w:r>
+          </w:p>
+          <w:p>
+            <w:pPr>
+              <w:spacing w:before="0" w:after="0" w:line="240" w:lineRule="auto"/>
+            </w:pPr>
+            <w:r>
+              <w:rPr>
+                <w:rFonts w:ascii="Courier New" w:hAnsi="Courier New" w:eastAsia="NanumGothicCoding"/>
+                <w:sz w:val="18"/>
+                <w:szCs w:val="18"/>
+              </w:rPr>
+              <w:t xml:space="preserve">        ▼</w:t>
+            </w:r>
+          </w:p>
+          <w:p>
+            <w:pPr>
+              <w:spacing w:before="0" w:after="0" w:line="240" w:lineRule="auto"/>
+            </w:pPr>
+            <w:r>
+              <w:rPr>
+                <w:rFonts w:ascii="Courier New" w:hAnsi="Courier New" w:eastAsia="NanumGothicCoding"/>
+                <w:sz w:val="18"/>
+                <w:szCs w:val="18"/>
+              </w:rPr>
+              <w:t xml:space="preserve">[6] ASL 등재 승인/반려</w:t>
+            </w:r>
+          </w:p>
+        </w:tc>
+      </w:tr>
+    </w:tbl>
     <w:bookmarkEnd w:id="23"/>
     <w:bookmarkStart w:id="24" w:name="서류-평가-자격-심사"/>
     <w:p>
@@ -5299,7 +5298,7 @@
         </w:trPr>
         <w:tc>
           <w:tcPr>
-            <w:tcW w:w="2460" w:type="dxa"/>
+            <w:tcW w:w="2762" w:type="dxa"/>
             <w:tcMar>
               <w:top w:w="60" w:type="dxa"/>
               <w:left w:w="120" w:type="dxa"/>
@@ -5320,7 +5319,7 @@
         </w:tc>
         <w:tc>
           <w:tcPr>
-            <w:tcW w:w="6328" w:type="dxa"/>
+            <w:tcW w:w="6026" w:type="dxa"/>
             <w:tcMar>
               <w:top w:w="60" w:type="dxa"/>
               <w:left w:w="120" w:type="dxa"/>
@@ -5342,9 +5341,7 @@
       </w:tr>
       <w:tr>
         <w:tc>
-          <w:tcPr>
-            <w:tcW w:w="2460" w:type="dxa"/>
-          </w:tcPr>
+          <w:tcPr/>
           <w:p>
             <w:pPr>
               <w:pStyle w:val="Compact"/>
@@ -5356,7 +5353,7 @@
         </w:tc>
         <w:tc>
           <w:tcPr>
-            <w:tcW w:w="6328" w:type="dxa"/>
+            <w:tcW w:w="6026" w:type="dxa"/>
             <w:tcMar>
               <w:top w:w="60" w:type="dxa"/>
               <w:left w:w="120" w:type="dxa"/>
@@ -5389,6 +5386,7 @@
         </w:tc>
         <w:tc>
           <w:tcPr>
+            <w:tcW w:w="6026" w:type="dxa"/>
             <w:tcMar>
               <w:top w:w="60" w:type="dxa"/>
               <w:left w:w="120" w:type="dxa"/>
@@ -5420,9 +5418,7 @@
           </w:p>
         </w:tc>
         <w:tc>
-          <w:tcPr>
-            <w:tcW w:w="6328" w:type="dxa"/>
-          </w:tcPr>
+          <w:tcPr/>
           <w:p>
             <w:pPr>
               <w:pStyle w:val="Compact"/>
@@ -5435,19 +5431,10 @@
       </w:tr>
       <w:tr>
         <w:tc>
-          <w:tcPr>
-            <w:tcW w:w="2460" w:type="dxa"/>
-            <w:tcMar>
-              <w:top w:w="60" w:type="dxa"/>
-              <w:left w:w="120" w:type="dxa"/>
-              <w:bottom w:w="60" w:type="dxa"/>
-              <w:right w:w="120" w:type="dxa"/>
-            </w:tcMar>
-          </w:tcPr>
-          <w:p>
-            <w:pPr>
-              <w:pStyle w:val="Compact"/>
-              <w:wordWrap w:val="1"/>
+          <w:tcPr/>
+          <w:p>
+            <w:pPr>
+              <w:pStyle w:val="Compact"/>
             </w:pPr>
             <w:r>
               <w:t xml:space="preserve">자재 관리</w:t>
@@ -5455,10 +5442,19 @@
           </w:p>
         </w:tc>
         <w:tc>
-          <w:tcPr/>
-          <w:p>
-            <w:pPr>
-              <w:pStyle w:val="Compact"/>
+          <w:tcPr>
+            <w:tcW w:w="6026" w:type="dxa"/>
+            <w:tcMar>
+              <w:top w:w="60" w:type="dxa"/>
+              <w:left w:w="120" w:type="dxa"/>
+              <w:bottom w:w="60" w:type="dxa"/>
+              <w:right w:w="120" w:type="dxa"/>
+            </w:tcMar>
+          </w:tcPr>
+          <w:p>
+            <w:pPr>
+              <w:pStyle w:val="Compact"/>
+              <w:wordWrap w:val="1"/>
             </w:pPr>
             <w:r>
               <w:t xml:space="preserve">입고 검사, 보관 환경, 선입선출(FIFO), 추적성</w:t>
@@ -5540,18 +5536,10 @@
       </w:tr>
       <w:tr>
         <w:tc>
-          <w:tcPr>
-            <w:tcMar>
-              <w:top w:w="60" w:type="dxa"/>
-              <w:left w:w="120" w:type="dxa"/>
-              <w:bottom w:w="60" w:type="dxa"/>
-              <w:right w:w="120" w:type="dxa"/>
-            </w:tcMar>
-          </w:tcPr>
-          <w:p>
-            <w:pPr>
-              <w:pStyle w:val="Compact"/>
-              <w:wordWrap w:val="1"/>
+          <w:tcPr/>
+          <w:p>
+            <w:pPr>
+              <w:pStyle w:val="Compact"/>
             </w:pPr>
             <w:r>
               <w:t xml:space="preserve">포장/출하</w:t>
@@ -5559,18 +5547,10 @@
           </w:p>
         </w:tc>
         <w:tc>
-          <w:tcPr>
-            <w:tcMar>
-              <w:top w:w="60" w:type="dxa"/>
-              <w:left w:w="120" w:type="dxa"/>
-              <w:bottom w:w="60" w:type="dxa"/>
-              <w:right w:w="120" w:type="dxa"/>
-            </w:tcMar>
-          </w:tcPr>
-          <w:p>
-            <w:pPr>
-              <w:pStyle w:val="Compact"/>
-              <w:wordWrap w:val="1"/>
+          <w:tcPr/>
+          <w:p>
+            <w:pPr>
+              <w:pStyle w:val="Compact"/>
             </w:pPr>
             <w:r>
               <w:t xml:space="preserve">포장 기준, 라벨링, 출하 검사, 운송 관리</w:t>
@@ -6096,179 +6076,283 @@
         <w:t xml:space="preserve">8.1 ASL 등재 절차</w:t>
       </w:r>
     </w:p>
-    <w:p>
-      <w:pPr>
-        <w:pStyle w:val="SourceCode"/>
-      </w:pPr>
-      <w:r>
-        <w:rPr>
-          <w:rStyle w:val="VerbatimChar"/>
-        </w:rPr>
-        <w:t xml:space="preserve">초기 평가 완료 (승인/조건부 승인)</w:t>
-      </w:r>
-      <w:r>
-        <w:br/>
-      </w:r>
-      <w:r>
-        <w:rPr>
-          <w:rStyle w:val="VerbatimChar"/>
-        </w:rPr>
-        <w:t xml:space="preserve">        │</w:t>
-      </w:r>
-      <w:r>
-        <w:br/>
-      </w:r>
-      <w:r>
-        <w:rPr>
-          <w:rStyle w:val="VerbatimChar"/>
-        </w:rPr>
-        <w:t xml:space="preserve">        ▼</w:t>
-      </w:r>
-      <w:r>
-        <w:br/>
-      </w:r>
-      <w:r>
-        <w:rPr>
-          <w:rStyle w:val="VerbatimChar"/>
-        </w:rPr>
-        <w:t xml:space="preserve">[1] 구매팀 담당자: ASL 등재 신청서 작성 (QF-808-01)</w:t>
-      </w:r>
-      <w:r>
-        <w:br/>
-      </w:r>
-      <w:r>
-        <w:rPr>
-          <w:rStyle w:val="VerbatimChar"/>
-        </w:rPr>
-        <w:t xml:space="preserve">        │</w:t>
-      </w:r>
-      <w:r>
-        <w:br/>
-      </w:r>
-      <w:r>
-        <w:rPr>
-          <w:rStyle w:val="VerbatimChar"/>
-        </w:rPr>
-        <w:t xml:space="preserve">        ▼</w:t>
-      </w:r>
-      <w:r>
-        <w:br/>
-      </w:r>
-      <w:r>
-        <w:rPr>
-          <w:rStyle w:val="VerbatimChar"/>
-        </w:rPr>
-        <w:t xml:space="preserve">[2] 품질팀장: 품질 평가 결과 확인 서명</w:t>
-      </w:r>
-      <w:r>
-        <w:br/>
-      </w:r>
-      <w:r>
-        <w:rPr>
-          <w:rStyle w:val="VerbatimChar"/>
-        </w:rPr>
-        <w:t xml:space="preserve">        │</w:t>
-      </w:r>
-      <w:r>
-        <w:br/>
-      </w:r>
-      <w:r>
-        <w:rPr>
-          <w:rStyle w:val="VerbatimChar"/>
-        </w:rPr>
-        <w:t xml:space="preserve">        ▼</w:t>
-      </w:r>
-      <w:r>
-        <w:br/>
-      </w:r>
-      <w:r>
-        <w:rPr>
-          <w:rStyle w:val="VerbatimChar"/>
-        </w:rPr>
-        <w:t xml:space="preserve">[3] 구매팀장: ASL 등재 검토 및 추천</w:t>
-      </w:r>
-      <w:r>
-        <w:br/>
-      </w:r>
-      <w:r>
-        <w:rPr>
-          <w:rStyle w:val="VerbatimChar"/>
-        </w:rPr>
-        <w:t xml:space="preserve">        │</w:t>
-      </w:r>
-      <w:r>
-        <w:br/>
-      </w:r>
-      <w:r>
-        <w:rPr>
-          <w:rStyle w:val="VerbatimChar"/>
-        </w:rPr>
-        <w:t xml:space="preserve">        ▼</w:t>
-      </w:r>
-      <w:r>
-        <w:br/>
-      </w:r>
-      <w:r>
-        <w:rPr>
-          <w:rStyle w:val="VerbatimChar"/>
-        </w:rPr>
-        <w:t xml:space="preserve">[4] QMR: ASL 등재 최종 승인</w:t>
-      </w:r>
-      <w:r>
-        <w:br/>
-      </w:r>
-      <w:r>
-        <w:rPr>
-          <w:rStyle w:val="VerbatimChar"/>
-        </w:rPr>
-        <w:t xml:space="preserve">        │</w:t>
-      </w:r>
-      <w:r>
-        <w:br/>
-      </w:r>
-      <w:r>
-        <w:rPr>
-          <w:rStyle w:val="VerbatimChar"/>
-        </w:rPr>
-        <w:t xml:space="preserve">        ▼</w:t>
-      </w:r>
-      <w:r>
-        <w:br/>
-      </w:r>
-      <w:r>
-        <w:rPr>
-          <w:rStyle w:val="VerbatimChar"/>
-        </w:rPr>
-        <w:t xml:space="preserve">[5] ASL 데이터베이스 등록 (QF-808-02)</w:t>
-      </w:r>
-      <w:r>
-        <w:br/>
-      </w:r>
-      <w:r>
-        <w:rPr>
-          <w:rStyle w:val="VerbatimChar"/>
-        </w:rPr>
-        <w:t xml:space="preserve">        │</w:t>
-      </w:r>
-      <w:r>
-        <w:br/>
-      </w:r>
-      <w:r>
-        <w:rPr>
-          <w:rStyle w:val="VerbatimChar"/>
-        </w:rPr>
-        <w:t xml:space="preserve">        ▼</w:t>
-      </w:r>
-      <w:r>
-        <w:br/>
-      </w:r>
-      <w:r>
-        <w:rPr>
-          <w:rStyle w:val="VerbatimChar"/>
-        </w:rPr>
-        <w:t xml:space="preserve">[6] 공급자에 품질 요구사항 통보 (QF-808-04)</w:t>
-      </w:r>
-    </w:p>
+    <w:tbl>
+      <w:tblPr>
+        <w:tblLook w:firstColumn="1" w:firstRow="1" w:lastColumn="0" w:lastRow="0" w:noHBand="0" w:noVBand="1" w:val="04A0"/>
+        <w:tblW w:w="8788" w:type="dxa"/>
+        <w:tblBorders>
+          <w:top w:val="single" w:sz="4" w:color="2E74B5" w:space="0"/>
+          <w:left w:val="single" w:sz="4" w:color="2E74B5" w:space="0"/>
+          <w:bottom w:val="single" w:sz="4" w:color="2E74B5" w:space="0"/>
+          <w:right w:val="single" w:sz="4" w:color="2E74B5" w:space="0"/>
+          <w:insideH w:val="single" w:sz="4" w:color="BDD7EE" w:space="0"/>
+          <w:insideV w:val="single" w:sz="2" w:color="D9D9D9" w:space="0"/>
+        </w:tblBorders>
+      </w:tblPr>
+      <w:tblGrid>
+        <w:gridCol w:w="8788"/>
+      </w:tblGrid>
+      <w:tr>
+        <w:tc>
+          <w:tcPr>
+            <w:tcW w:w="8788" w:type="dxa"/>
+            <w:tcMar>
+              <w:top w:w="80" w:type="dxa"/>
+              <w:left w:w="140" w:type="dxa"/>
+              <w:bottom w:w="80" w:type="dxa"/>
+              <w:right w:w="140" w:type="dxa"/>
+            </w:tcMar>
+          </w:tcPr>
+          <w:p>
+            <w:pPr>
+              <w:spacing w:before="0" w:after="0" w:line="240" w:lineRule="auto"/>
+            </w:pPr>
+            <w:r>
+              <w:rPr>
+                <w:rFonts w:ascii="Courier New" w:hAnsi="Courier New" w:eastAsia="NanumGothicCoding"/>
+                <w:sz w:val="18"/>
+                <w:szCs w:val="18"/>
+              </w:rPr>
+              <w:t xml:space="preserve">초기 평가 완료 (승인/조건부 승인)</w:t>
+            </w:r>
+          </w:p>
+          <w:p>
+            <w:pPr>
+              <w:spacing w:before="0" w:after="0" w:line="240" w:lineRule="auto"/>
+            </w:pPr>
+            <w:r>
+              <w:rPr>
+                <w:rFonts w:ascii="Courier New" w:hAnsi="Courier New" w:eastAsia="NanumGothicCoding"/>
+                <w:sz w:val="18"/>
+                <w:szCs w:val="18"/>
+              </w:rPr>
+              <w:t xml:space="preserve">        │</w:t>
+            </w:r>
+          </w:p>
+          <w:p>
+            <w:pPr>
+              <w:spacing w:before="0" w:after="0" w:line="240" w:lineRule="auto"/>
+            </w:pPr>
+            <w:r>
+              <w:rPr>
+                <w:rFonts w:ascii="Courier New" w:hAnsi="Courier New" w:eastAsia="NanumGothicCoding"/>
+                <w:sz w:val="18"/>
+                <w:szCs w:val="18"/>
+              </w:rPr>
+              <w:t xml:space="preserve">        ▼</w:t>
+            </w:r>
+          </w:p>
+          <w:p>
+            <w:pPr>
+              <w:spacing w:before="0" w:after="0" w:line="240" w:lineRule="auto"/>
+            </w:pPr>
+            <w:r>
+              <w:rPr>
+                <w:rFonts w:ascii="Courier New" w:hAnsi="Courier New" w:eastAsia="NanumGothicCoding"/>
+                <w:sz w:val="18"/>
+                <w:szCs w:val="18"/>
+              </w:rPr>
+              <w:t xml:space="preserve">[1] 구매팀 담당자: ASL 등재 신청서 작성 (QF-808-01)</w:t>
+            </w:r>
+          </w:p>
+          <w:p>
+            <w:pPr>
+              <w:spacing w:before="0" w:after="0" w:line="240" w:lineRule="auto"/>
+            </w:pPr>
+            <w:r>
+              <w:rPr>
+                <w:rFonts w:ascii="Courier New" w:hAnsi="Courier New" w:eastAsia="NanumGothicCoding"/>
+                <w:sz w:val="18"/>
+                <w:szCs w:val="18"/>
+              </w:rPr>
+              <w:t xml:space="preserve">        │</w:t>
+            </w:r>
+          </w:p>
+          <w:p>
+            <w:pPr>
+              <w:spacing w:before="0" w:after="0" w:line="240" w:lineRule="auto"/>
+            </w:pPr>
+            <w:r>
+              <w:rPr>
+                <w:rFonts w:ascii="Courier New" w:hAnsi="Courier New" w:eastAsia="NanumGothicCoding"/>
+                <w:sz w:val="18"/>
+                <w:szCs w:val="18"/>
+              </w:rPr>
+              <w:t xml:space="preserve">        ▼</w:t>
+            </w:r>
+          </w:p>
+          <w:p>
+            <w:pPr>
+              <w:spacing w:before="0" w:after="0" w:line="240" w:lineRule="auto"/>
+            </w:pPr>
+            <w:r>
+              <w:rPr>
+                <w:rFonts w:ascii="Courier New" w:hAnsi="Courier New" w:eastAsia="NanumGothicCoding"/>
+                <w:sz w:val="18"/>
+                <w:szCs w:val="18"/>
+              </w:rPr>
+              <w:t xml:space="preserve">[2] 품질팀장: 품질 평가 결과 확인 서명</w:t>
+            </w:r>
+          </w:p>
+          <w:p>
+            <w:pPr>
+              <w:spacing w:before="0" w:after="0" w:line="240" w:lineRule="auto"/>
+            </w:pPr>
+            <w:r>
+              <w:rPr>
+                <w:rFonts w:ascii="Courier New" w:hAnsi="Courier New" w:eastAsia="NanumGothicCoding"/>
+                <w:sz w:val="18"/>
+                <w:szCs w:val="18"/>
+              </w:rPr>
+              <w:t xml:space="preserve">        │</w:t>
+            </w:r>
+          </w:p>
+          <w:p>
+            <w:pPr>
+              <w:spacing w:before="0" w:after="0" w:line="240" w:lineRule="auto"/>
+            </w:pPr>
+            <w:r>
+              <w:rPr>
+                <w:rFonts w:ascii="Courier New" w:hAnsi="Courier New" w:eastAsia="NanumGothicCoding"/>
+                <w:sz w:val="18"/>
+                <w:szCs w:val="18"/>
+              </w:rPr>
+              <w:t xml:space="preserve">        ▼</w:t>
+            </w:r>
+          </w:p>
+          <w:p>
+            <w:pPr>
+              <w:spacing w:before="0" w:after="0" w:line="240" w:lineRule="auto"/>
+            </w:pPr>
+            <w:r>
+              <w:rPr>
+                <w:rFonts w:ascii="Courier New" w:hAnsi="Courier New" w:eastAsia="NanumGothicCoding"/>
+                <w:sz w:val="18"/>
+                <w:szCs w:val="18"/>
+              </w:rPr>
+              <w:t xml:space="preserve">[3] 구매팀장: ASL 등재 검토 및 추천</w:t>
+            </w:r>
+          </w:p>
+          <w:p>
+            <w:pPr>
+              <w:spacing w:before="0" w:after="0" w:line="240" w:lineRule="auto"/>
+            </w:pPr>
+            <w:r>
+              <w:rPr>
+                <w:rFonts w:ascii="Courier New" w:hAnsi="Courier New" w:eastAsia="NanumGothicCoding"/>
+                <w:sz w:val="18"/>
+                <w:szCs w:val="18"/>
+              </w:rPr>
+              <w:t xml:space="preserve">        │</w:t>
+            </w:r>
+          </w:p>
+          <w:p>
+            <w:pPr>
+              <w:spacing w:before="0" w:after="0" w:line="240" w:lineRule="auto"/>
+            </w:pPr>
+            <w:r>
+              <w:rPr>
+                <w:rFonts w:ascii="Courier New" w:hAnsi="Courier New" w:eastAsia="NanumGothicCoding"/>
+                <w:sz w:val="18"/>
+                <w:szCs w:val="18"/>
+              </w:rPr>
+              <w:t xml:space="preserve">        ▼</w:t>
+            </w:r>
+          </w:p>
+          <w:p>
+            <w:pPr>
+              <w:spacing w:before="0" w:after="0" w:line="240" w:lineRule="auto"/>
+            </w:pPr>
+            <w:r>
+              <w:rPr>
+                <w:rFonts w:ascii="Courier New" w:hAnsi="Courier New" w:eastAsia="NanumGothicCoding"/>
+                <w:sz w:val="18"/>
+                <w:szCs w:val="18"/>
+              </w:rPr>
+              <w:t xml:space="preserve">[4] QMR: ASL 등재 최종 승인</w:t>
+            </w:r>
+          </w:p>
+          <w:p>
+            <w:pPr>
+              <w:spacing w:before="0" w:after="0" w:line="240" w:lineRule="auto"/>
+            </w:pPr>
+            <w:r>
+              <w:rPr>
+                <w:rFonts w:ascii="Courier New" w:hAnsi="Courier New" w:eastAsia="NanumGothicCoding"/>
+                <w:sz w:val="18"/>
+                <w:szCs w:val="18"/>
+              </w:rPr>
+              <w:t xml:space="preserve">        │</w:t>
+            </w:r>
+          </w:p>
+          <w:p>
+            <w:pPr>
+              <w:spacing w:before="0" w:after="0" w:line="240" w:lineRule="auto"/>
+            </w:pPr>
+            <w:r>
+              <w:rPr>
+                <w:rFonts w:ascii="Courier New" w:hAnsi="Courier New" w:eastAsia="NanumGothicCoding"/>
+                <w:sz w:val="18"/>
+                <w:szCs w:val="18"/>
+              </w:rPr>
+              <w:t xml:space="preserve">        ▼</w:t>
+            </w:r>
+          </w:p>
+          <w:p>
+            <w:pPr>
+              <w:spacing w:before="0" w:after="0" w:line="240" w:lineRule="auto"/>
+            </w:pPr>
+            <w:r>
+              <w:rPr>
+                <w:rFonts w:ascii="Courier New" w:hAnsi="Courier New" w:eastAsia="NanumGothicCoding"/>
+                <w:sz w:val="18"/>
+                <w:szCs w:val="18"/>
+              </w:rPr>
+              <w:t xml:space="preserve">[5] ASL 데이터베이스 등록 (QF-808-02)</w:t>
+            </w:r>
+          </w:p>
+          <w:p>
+            <w:pPr>
+              <w:spacing w:before="0" w:after="0" w:line="240" w:lineRule="auto"/>
+            </w:pPr>
+            <w:r>
+              <w:rPr>
+                <w:rFonts w:ascii="Courier New" w:hAnsi="Courier New" w:eastAsia="NanumGothicCoding"/>
+                <w:sz w:val="18"/>
+                <w:szCs w:val="18"/>
+              </w:rPr>
+              <w:t xml:space="preserve">        │</w:t>
+            </w:r>
+          </w:p>
+          <w:p>
+            <w:pPr>
+              <w:spacing w:before="0" w:after="0" w:line="240" w:lineRule="auto"/>
+            </w:pPr>
+            <w:r>
+              <w:rPr>
+                <w:rFonts w:ascii="Courier New" w:hAnsi="Courier New" w:eastAsia="NanumGothicCoding"/>
+                <w:sz w:val="18"/>
+                <w:szCs w:val="18"/>
+              </w:rPr>
+              <w:t xml:space="preserve">        ▼</w:t>
+            </w:r>
+          </w:p>
+          <w:p>
+            <w:pPr>
+              <w:spacing w:before="0" w:after="0" w:line="240" w:lineRule="auto"/>
+            </w:pPr>
+            <w:r>
+              <w:rPr>
+                <w:rFonts w:ascii="Courier New" w:hAnsi="Courier New" w:eastAsia="NanumGothicCoding"/>
+                <w:sz w:val="18"/>
+                <w:szCs w:val="18"/>
+              </w:rPr>
+              <w:t xml:space="preserve">[6] 공급자에 품질 요구사항 통보 (QF-808-04)</w:t>
+            </w:r>
+          </w:p>
+        </w:tc>
+      </w:tr>
+    </w:tbl>
     <w:bookmarkEnd w:id="29"/>
     <w:bookmarkStart w:id="30" w:name="asl-등재-정보"/>
     <w:p>
@@ -6311,7 +6395,7 @@
         </w:trPr>
         <w:tc>
           <w:tcPr>
-            <w:tcW w:w="2460" w:type="dxa"/>
+            <w:tcW w:w="2736" w:type="dxa"/>
             <w:tcMar>
               <w:top w:w="60" w:type="dxa"/>
               <w:left w:w="120" w:type="dxa"/>
@@ -6332,7 +6416,7 @@
         </w:tc>
         <w:tc>
           <w:tcPr>
-            <w:tcW w:w="6328" w:type="dxa"/>
+            <w:tcW w:w="6052" w:type="dxa"/>
             <w:tcMar>
               <w:top w:w="60" w:type="dxa"/>
               <w:left w:w="120" w:type="dxa"/>
@@ -6354,19 +6438,10 @@
       </w:tr>
       <w:tr>
         <w:tc>
-          <w:tcPr>
-            <w:tcW w:w="2460" w:type="dxa"/>
-            <w:tcMar>
-              <w:top w:w="60" w:type="dxa"/>
-              <w:left w:w="120" w:type="dxa"/>
-              <w:bottom w:w="60" w:type="dxa"/>
-              <w:right w:w="120" w:type="dxa"/>
-            </w:tcMar>
-          </w:tcPr>
-          <w:p>
-            <w:pPr>
-              <w:pStyle w:val="Compact"/>
-              <w:wordWrap w:val="1"/>
+          <w:tcPr/>
+          <w:p>
+            <w:pPr>
+              <w:pStyle w:val="Compact"/>
             </w:pPr>
             <w:r>
               <w:t xml:space="preserve">공급자 코드</w:t>
@@ -6375,7 +6450,7 @@
         </w:tc>
         <w:tc>
           <w:tcPr>
-            <w:tcW w:w="6328" w:type="dxa"/>
+            <w:tcW w:w="6052" w:type="dxa"/>
             <w:tcMar>
               <w:top w:w="60" w:type="dxa"/>
               <w:left w:w="120" w:type="dxa"/>
@@ -6408,6 +6483,7 @@
         </w:tc>
         <w:tc>
           <w:tcPr>
+            <w:tcW w:w="6052" w:type="dxa"/>
             <w:tcMar>
               <w:top w:w="60" w:type="dxa"/>
               <w:left w:w="120" w:type="dxa"/>
@@ -6439,19 +6515,10 @@
           </w:p>
         </w:tc>
         <w:tc>
-          <w:tcPr>
-            <w:tcW w:w="6328" w:type="dxa"/>
-            <w:tcMar>
-              <w:top w:w="60" w:type="dxa"/>
-              <w:left w:w="120" w:type="dxa"/>
-              <w:bottom w:w="60" w:type="dxa"/>
-              <w:right w:w="120" w:type="dxa"/>
-            </w:tcMar>
-          </w:tcPr>
-          <w:p>
-            <w:pPr>
-              <w:pStyle w:val="Compact"/>
-              <w:wordWrap w:val="1"/>
+          <w:tcPr/>
+          <w:p>
+            <w:pPr>
+              <w:pStyle w:val="Compact"/>
             </w:pPr>
             <w:r>
               <w:t xml:space="preserve">SUP-RM / SUP-CP / SUP-OS / SUP-SP / SUP-SV / SUP-DT</w:t>
@@ -6461,19 +6528,10 @@
       </w:tr>
       <w:tr>
         <w:tc>
-          <w:tcPr>
-            <w:tcW w:w="2460" w:type="dxa"/>
-            <w:tcMar>
-              <w:top w:w="60" w:type="dxa"/>
-              <w:left w:w="120" w:type="dxa"/>
-              <w:bottom w:w="60" w:type="dxa"/>
-              <w:right w:w="120" w:type="dxa"/>
-            </w:tcMar>
-          </w:tcPr>
-          <w:p>
-            <w:pPr>
-              <w:pStyle w:val="Compact"/>
-              <w:wordWrap w:val="1"/>
+          <w:tcPr/>
+          <w:p>
+            <w:pPr>
+              <w:pStyle w:val="Compact"/>
             </w:pPr>
             <w:r>
               <w:t xml:space="preserve">관리 수준</w:t>
@@ -6481,10 +6539,19 @@
           </w:p>
         </w:tc>
         <w:tc>
-          <w:tcPr/>
-          <w:p>
-            <w:pPr>
-              <w:pStyle w:val="Compact"/>
+          <w:tcPr>
+            <w:tcW w:w="6052" w:type="dxa"/>
+            <w:tcMar>
+              <w:top w:w="60" w:type="dxa"/>
+              <w:left w:w="120" w:type="dxa"/>
+              <w:bottom w:w="60" w:type="dxa"/>
+              <w:right w:w="120" w:type="dxa"/>
+            </w:tcMar>
+          </w:tcPr>
+          <w:p>
+            <w:pPr>
+              <w:pStyle w:val="Compact"/>
+              <w:wordWrap w:val="1"/>
             </w:pPr>
             <w:r>
               <w:t xml:space="preserve">Level S / A / B / C</w:t>
@@ -6686,18 +6753,10 @@
       </w:tr>
       <w:tr>
         <w:tc>
-          <w:tcPr>
-            <w:tcMar>
-              <w:top w:w="60" w:type="dxa"/>
-              <w:left w:w="120" w:type="dxa"/>
-              <w:bottom w:w="60" w:type="dxa"/>
-              <w:right w:w="120" w:type="dxa"/>
-            </w:tcMar>
-          </w:tcPr>
-          <w:p>
-            <w:pPr>
-              <w:pStyle w:val="Compact"/>
-              <w:wordWrap w:val="1"/>
+          <w:tcPr/>
+          <w:p>
+            <w:pPr>
+              <w:pStyle w:val="Compact"/>
             </w:pPr>
             <w:r>
               <w:t xml:space="preserve">비고</w:t>
@@ -6705,18 +6764,10 @@
           </w:p>
         </w:tc>
         <w:tc>
-          <w:tcPr>
-            <w:tcMar>
-              <w:top w:w="60" w:type="dxa"/>
-              <w:left w:w="120" w:type="dxa"/>
-              <w:bottom w:w="60" w:type="dxa"/>
-              <w:right w:w="120" w:type="dxa"/>
-            </w:tcMar>
-          </w:tcPr>
-          <w:p>
-            <w:pPr>
-              <w:pStyle w:val="Compact"/>
-              <w:wordWrap w:val="1"/>
+          <w:tcPr/>
+          <w:p>
+            <w:pPr>
+              <w:pStyle w:val="Compact"/>
             </w:pPr>
             <w:r>
               <w:t xml:space="preserve">특이사항, 제한 조건 등</w:t>
@@ -9262,7 +9313,7 @@
         </w:trPr>
         <w:tc>
           <w:tcPr>
-            <w:tcW w:w="2460" w:type="dxa"/>
+            <w:tcW w:w="2658" w:type="dxa"/>
             <w:tcMar>
               <w:top w:w="60" w:type="dxa"/>
               <w:left w:w="120" w:type="dxa"/>
@@ -9283,7 +9334,7 @@
         </w:tc>
         <w:tc>
           <w:tcPr>
-            <w:tcW w:w="6328" w:type="dxa"/>
+            <w:tcW w:w="6130" w:type="dxa"/>
             <w:tcMar>
               <w:top w:w="60" w:type="dxa"/>
               <w:left w:w="120" w:type="dxa"/>
@@ -9305,9 +9356,7 @@
       </w:tr>
       <w:tr>
         <w:tc>
-          <w:tcPr>
-            <w:tcW w:w="2460" w:type="dxa"/>
-          </w:tcPr>
+          <w:tcPr/>
           <w:p>
             <w:pPr>
               <w:pStyle w:val="Compact"/>
@@ -9319,7 +9368,7 @@
         </w:tc>
         <w:tc>
           <w:tcPr>
-            <w:tcW w:w="6328" w:type="dxa"/>
+            <w:tcW w:w="6130" w:type="dxa"/>
             <w:tcMar>
               <w:top w:w="60" w:type="dxa"/>
               <w:left w:w="120" w:type="dxa"/>
@@ -9352,6 +9401,7 @@
         </w:tc>
         <w:tc>
           <w:tcPr>
+            <w:tcW w:w="6130" w:type="dxa"/>
             <w:tcMar>
               <w:top w:w="60" w:type="dxa"/>
               <w:left w:w="120" w:type="dxa"/>
@@ -9383,9 +9433,7 @@
           </w:p>
         </w:tc>
         <w:tc>
-          <w:tcPr>
-            <w:tcW w:w="6328" w:type="dxa"/>
-          </w:tcPr>
+          <w:tcPr/>
           <w:p>
             <w:pPr>
               <w:pStyle w:val="Compact"/>
@@ -9398,19 +9446,10 @@
       </w:tr>
       <w:tr>
         <w:tc>
-          <w:tcPr>
-            <w:tcW w:w="2460" w:type="dxa"/>
-            <w:tcMar>
-              <w:top w:w="60" w:type="dxa"/>
-              <w:left w:w="120" w:type="dxa"/>
-              <w:bottom w:w="60" w:type="dxa"/>
-              <w:right w:w="120" w:type="dxa"/>
-            </w:tcMar>
-          </w:tcPr>
-          <w:p>
-            <w:pPr>
-              <w:pStyle w:val="Compact"/>
-              <w:wordWrap w:val="1"/>
+          <w:tcPr/>
+          <w:p>
+            <w:pPr>
+              <w:pStyle w:val="Compact"/>
             </w:pPr>
             <w:r>
               <w:t xml:space="preserve">검사/시험 요건</w:t>
@@ -9418,10 +9457,19 @@
           </w:p>
         </w:tc>
         <w:tc>
-          <w:tcPr/>
-          <w:p>
-            <w:pPr>
-              <w:pStyle w:val="Compact"/>
+          <w:tcPr>
+            <w:tcW w:w="6130" w:type="dxa"/>
+            <w:tcMar>
+              <w:top w:w="60" w:type="dxa"/>
+              <w:left w:w="120" w:type="dxa"/>
+              <w:bottom w:w="60" w:type="dxa"/>
+              <w:right w:w="120" w:type="dxa"/>
+            </w:tcMar>
+          </w:tcPr>
+          <w:p>
+            <w:pPr>
+              <w:pStyle w:val="Compact"/>
+              <w:wordWrap w:val="1"/>
             </w:pPr>
             <w:r>
               <w:t xml:space="preserve">필요한 검사/시험 항목 및 판정 기준</w:t>
@@ -9527,18 +9575,10 @@
       </w:tr>
       <w:tr>
         <w:tc>
-          <w:tcPr>
-            <w:tcMar>
-              <w:top w:w="60" w:type="dxa"/>
-              <w:left w:w="120" w:type="dxa"/>
-              <w:bottom w:w="60" w:type="dxa"/>
-              <w:right w:w="120" w:type="dxa"/>
-            </w:tcMar>
-          </w:tcPr>
-          <w:p>
-            <w:pPr>
-              <w:pStyle w:val="Compact"/>
-              <w:wordWrap w:val="1"/>
+          <w:tcPr/>
+          <w:p>
+            <w:pPr>
+              <w:pStyle w:val="Compact"/>
             </w:pPr>
             <w:r>
               <w:t xml:space="preserve">접근권</w:t>
@@ -9546,18 +9586,10 @@
           </w:p>
         </w:tc>
         <w:tc>
-          <w:tcPr>
-            <w:tcMar>
-              <w:top w:w="60" w:type="dxa"/>
-              <w:left w:w="120" w:type="dxa"/>
-              <w:bottom w:w="60" w:type="dxa"/>
-              <w:right w:w="120" w:type="dxa"/>
-            </w:tcMar>
-          </w:tcPr>
-          <w:p>
-            <w:pPr>
-              <w:pStyle w:val="Compact"/>
-              <w:wordWrap w:val="1"/>
+          <w:tcPr/>
+          <w:p>
+            <w:pPr>
+              <w:pStyle w:val="Compact"/>
             </w:pPr>
             <w:r>
               <w:t xml:space="preserve">당사, 고객, 규제기관의 시설 접근 및 기록 열람 권한</w:t>
@@ -9744,7 +9776,7 @@
         </w:trPr>
         <w:tc>
           <w:tcPr>
-            <w:tcW w:w="2460" w:type="dxa"/>
+            <w:tcW w:w="3000" w:type="dxa"/>
             <w:tcMar>
               <w:top w:w="60" w:type="dxa"/>
               <w:left w:w="120" w:type="dxa"/>
@@ -9765,7 +9797,7 @@
         </w:tc>
         <w:tc>
           <w:tcPr>
-            <w:tcW w:w="6328" w:type="dxa"/>
+            <w:tcW w:w="5788" w:type="dxa"/>
             <w:tcMar>
               <w:top w:w="60" w:type="dxa"/>
               <w:left w:w="120" w:type="dxa"/>
@@ -9787,9 +9819,7 @@
       </w:tr>
       <w:tr>
         <w:tc>
-          <w:tcPr>
-            <w:tcW w:w="2460" w:type="dxa"/>
-          </w:tcPr>
+          <w:tcPr/>
           <w:p>
             <w:pPr>
               <w:pStyle w:val="Compact"/>
@@ -9801,7 +9831,7 @@
         </w:tc>
         <w:tc>
           <w:tcPr>
-            <w:tcW w:w="6328" w:type="dxa"/>
+            <w:tcW w:w="5788" w:type="dxa"/>
             <w:tcMar>
               <w:top w:w="60" w:type="dxa"/>
               <w:left w:w="120" w:type="dxa"/>
@@ -9834,6 +9864,7 @@
         </w:tc>
         <w:tc>
           <w:tcPr>
+            <w:tcW w:w="5788" w:type="dxa"/>
             <w:tcMar>
               <w:top w:w="60" w:type="dxa"/>
               <w:left w:w="120" w:type="dxa"/>
@@ -9865,9 +9896,7 @@
           </w:p>
         </w:tc>
         <w:tc>
-          <w:tcPr>
-            <w:tcW w:w="6328" w:type="dxa"/>
-          </w:tcPr>
+          <w:tcPr/>
           <w:p>
             <w:pPr>
               <w:pStyle w:val="Compact"/>
@@ -9880,19 +9909,10 @@
       </w:tr>
       <w:tr>
         <w:tc>
-          <w:tcPr>
-            <w:tcW w:w="2460" w:type="dxa"/>
-            <w:tcMar>
-              <w:top w:w="60" w:type="dxa"/>
-              <w:left w:w="120" w:type="dxa"/>
-              <w:bottom w:w="60" w:type="dxa"/>
-              <w:right w:w="120" w:type="dxa"/>
-            </w:tcMar>
-          </w:tcPr>
-          <w:p>
-            <w:pPr>
-              <w:pStyle w:val="Compact"/>
-              <w:wordWrap w:val="1"/>
+          <w:tcPr/>
+          <w:p>
+            <w:pPr>
+              <w:pStyle w:val="Compact"/>
             </w:pPr>
             <w:r>
               <w:t xml:space="preserve">SAE AS7003</w:t>
@@ -9900,10 +9920,19 @@
           </w:p>
         </w:tc>
         <w:tc>
-          <w:tcPr/>
-          <w:p>
-            <w:pPr>
-              <w:pStyle w:val="Compact"/>
+          <w:tcPr>
+            <w:tcW w:w="5788" w:type="dxa"/>
+            <w:tcMar>
+              <w:top w:w="60" w:type="dxa"/>
+              <w:left w:w="120" w:type="dxa"/>
+              <w:bottom w:w="60" w:type="dxa"/>
+              <w:right w:w="120" w:type="dxa"/>
+            </w:tcMar>
+          </w:tcPr>
+          <w:p>
+            <w:pPr>
+              <w:pStyle w:val="Compact"/>
+              <w:wordWrap w:val="1"/>
             </w:pPr>
             <w:r>
               <w:t xml:space="preserve">구매자를 위한 위조 전자부품 회피 요구사항</w:t>
@@ -9913,18 +9942,10 @@
       </w:tr>
       <w:tr>
         <w:tc>
-          <w:tcPr>
-            <w:tcMar>
-              <w:top w:w="60" w:type="dxa"/>
-              <w:left w:w="120" w:type="dxa"/>
-              <w:bottom w:w="60" w:type="dxa"/>
-              <w:right w:w="120" w:type="dxa"/>
-            </w:tcMar>
-          </w:tcPr>
-          <w:p>
-            <w:pPr>
-              <w:pStyle w:val="Compact"/>
-              <w:wordWrap w:val="1"/>
+          <w:tcPr/>
+          <w:p>
+            <w:pPr>
+              <w:pStyle w:val="Compact"/>
             </w:pPr>
             <w:r>
               <w:t xml:space="preserve">DFARS 252.246-7007</w:t>
@@ -9932,18 +9953,10 @@
           </w:p>
         </w:tc>
         <w:tc>
-          <w:tcPr>
-            <w:tcMar>
-              <w:top w:w="60" w:type="dxa"/>
-              <w:left w:w="120" w:type="dxa"/>
-              <w:bottom w:w="60" w:type="dxa"/>
-              <w:right w:w="120" w:type="dxa"/>
-            </w:tcMar>
-          </w:tcPr>
-          <w:p>
-            <w:pPr>
-              <w:pStyle w:val="Compact"/>
-              <w:wordWrap w:val="1"/>
+          <w:tcPr/>
+          <w:p>
+            <w:pPr>
+              <w:pStyle w:val="Compact"/>
             </w:pPr>
             <w:r>
               <w:t xml:space="preserve">미 국방성 위조 전자부품 방지 (해당 계약 시)</w:t>
@@ -10155,7 +10168,7 @@
         </w:trPr>
         <w:tc>
           <w:tcPr>
-            <w:tcW w:w="2460" w:type="dxa"/>
+            <w:tcW w:w="1878" w:type="dxa"/>
             <w:tcMar>
               <w:top w:w="60" w:type="dxa"/>
               <w:left w:w="120" w:type="dxa"/>
@@ -10176,7 +10189,7 @@
         </w:tc>
         <w:tc>
           <w:tcPr>
-            <w:tcW w:w="6328" w:type="dxa"/>
+            <w:tcW w:w="6910" w:type="dxa"/>
             <w:tcMar>
               <w:top w:w="60" w:type="dxa"/>
               <w:left w:w="120" w:type="dxa"/>
@@ -10198,9 +10211,7 @@
       </w:tr>
       <w:tr>
         <w:tc>
-          <w:tcPr>
-            <w:tcW w:w="2460" w:type="dxa"/>
-          </w:tcPr>
+          <w:tcPr/>
           <w:p>
             <w:pPr>
               <w:pStyle w:val="Compact"/>
@@ -10212,7 +10223,7 @@
         </w:tc>
         <w:tc>
           <w:tcPr>
-            <w:tcW w:w="6328" w:type="dxa"/>
+            <w:tcW w:w="6910" w:type="dxa"/>
             <w:tcMar>
               <w:top w:w="60" w:type="dxa"/>
               <w:left w:w="120" w:type="dxa"/>
@@ -10245,6 +10256,7 @@
         </w:tc>
         <w:tc>
           <w:tcPr>
+            <w:tcW w:w="6910" w:type="dxa"/>
             <w:tcMar>
               <w:top w:w="60" w:type="dxa"/>
               <w:left w:w="120" w:type="dxa"/>
@@ -10265,9 +10277,7 @@
       </w:tr>
       <w:tr>
         <w:tc>
-          <w:tcPr>
-            <w:tcW w:w="2460" w:type="dxa"/>
-          </w:tcPr>
+          <w:tcPr/>
           <w:p>
             <w:pPr>
               <w:pStyle w:val="Compact"/>
@@ -10278,9 +10288,7 @@
           </w:p>
         </w:tc>
         <w:tc>
-          <w:tcPr>
-            <w:tcW w:w="6328" w:type="dxa"/>
-          </w:tcPr>
+          <w:tcPr/>
           <w:p>
             <w:pPr>
               <w:pStyle w:val="Compact"/>
@@ -10293,9 +10301,7 @@
       </w:tr>
       <w:tr>
         <w:tc>
-          <w:tcPr>
-            <w:tcW w:w="2460" w:type="dxa"/>
-          </w:tcPr>
+          <w:tcPr/>
           <w:p>
             <w:pPr>
               <w:pStyle w:val="Compact"/>
@@ -10307,7 +10313,7 @@
         </w:tc>
         <w:tc>
           <w:tcPr>
-            <w:tcW w:w="6328" w:type="dxa"/>
+            <w:tcW w:w="6910" w:type="dxa"/>
             <w:tcMar>
               <w:top w:w="60" w:type="dxa"/>
               <w:left w:w="120" w:type="dxa"/>
@@ -10328,18 +10334,10 @@
       </w:tr>
       <w:tr>
         <w:tc>
-          <w:tcPr>
-            <w:tcMar>
-              <w:top w:w="60" w:type="dxa"/>
-              <w:left w:w="120" w:type="dxa"/>
-              <w:bottom w:w="60" w:type="dxa"/>
-              <w:right w:w="120" w:type="dxa"/>
-            </w:tcMar>
-          </w:tcPr>
-          <w:p>
-            <w:pPr>
-              <w:pStyle w:val="Compact"/>
-              <w:wordWrap w:val="1"/>
+          <w:tcPr/>
+          <w:p>
+            <w:pPr>
+              <w:pStyle w:val="Compact"/>
             </w:pPr>
             <w:r>
               <w:t xml:space="preserve">부품 데이터</w:t>
@@ -10347,18 +10345,10 @@
           </w:p>
         </w:tc>
         <w:tc>
-          <w:tcPr>
-            <w:tcMar>
-              <w:top w:w="60" w:type="dxa"/>
-              <w:left w:w="120" w:type="dxa"/>
-              <w:bottom w:w="60" w:type="dxa"/>
-              <w:right w:w="120" w:type="dxa"/>
-            </w:tcMar>
-          </w:tcPr>
-          <w:p>
-            <w:pPr>
-              <w:pStyle w:val="Compact"/>
-              <w:wordWrap w:val="1"/>
+          <w:tcPr/>
+          <w:p>
+            <w:pPr>
+              <w:pStyle w:val="Compact"/>
             </w:pPr>
             <w:r>
               <w:t xml:space="preserve">OCM 데이터시트 대비 외형/사양 일치 여부</w:t>
@@ -10377,179 +10367,283 @@
         <w:t xml:space="preserve">11.4.2 위조부품 의심 시 처리 절차</w:t>
       </w:r>
     </w:p>
-    <w:p>
-      <w:pPr>
-        <w:pStyle w:val="SourceCode"/>
-      </w:pPr>
-      <w:r>
-        <w:rPr>
-          <w:rStyle w:val="VerbatimChar"/>
-        </w:rPr>
-        <w:t xml:space="preserve">위조/의심부품 발견</w:t>
-      </w:r>
-      <w:r>
-        <w:br/>
-      </w:r>
-      <w:r>
-        <w:rPr>
-          <w:rStyle w:val="VerbatimChar"/>
-        </w:rPr>
-        <w:t xml:space="preserve">        │</w:t>
-      </w:r>
-      <w:r>
-        <w:br/>
-      </w:r>
-      <w:r>
-        <w:rPr>
-          <w:rStyle w:val="VerbatimChar"/>
-        </w:rPr>
-        <w:t xml:space="preserve">        ▼</w:t>
-      </w:r>
-      <w:r>
-        <w:br/>
-      </w:r>
-      <w:r>
-        <w:rPr>
-          <w:rStyle w:val="VerbatimChar"/>
-        </w:rPr>
-        <w:t xml:space="preserve">[1] 즉시 격리 (적색 태그 부착, 격리 구역 보관)</w:t>
-      </w:r>
-      <w:r>
-        <w:br/>
-      </w:r>
-      <w:r>
-        <w:rPr>
-          <w:rStyle w:val="VerbatimChar"/>
-        </w:rPr>
-        <w:t xml:space="preserve">        │</w:t>
-      </w:r>
-      <w:r>
-        <w:br/>
-      </w:r>
-      <w:r>
-        <w:rPr>
-          <w:rStyle w:val="VerbatimChar"/>
-        </w:rPr>
-        <w:t xml:space="preserve">        ▼</w:t>
-      </w:r>
-      <w:r>
-        <w:br/>
-      </w:r>
-      <w:r>
-        <w:rPr>
-          <w:rStyle w:val="VerbatimChar"/>
-        </w:rPr>
-        <w:t xml:space="preserve">[2] 품질팀장에 보고 → QMR 보고</w:t>
-      </w:r>
-      <w:r>
-        <w:br/>
-      </w:r>
-      <w:r>
-        <w:rPr>
-          <w:rStyle w:val="VerbatimChar"/>
-        </w:rPr>
-        <w:t xml:space="preserve">        │</w:t>
-      </w:r>
-      <w:r>
-        <w:br/>
-      </w:r>
-      <w:r>
-        <w:rPr>
-          <w:rStyle w:val="VerbatimChar"/>
-        </w:rPr>
-        <w:t xml:space="preserve">        ▼</w:t>
-      </w:r>
-      <w:r>
-        <w:br/>
-      </w:r>
-      <w:r>
-        <w:rPr>
-          <w:rStyle w:val="VerbatimChar"/>
-        </w:rPr>
-        <w:t xml:space="preserve">[3] 추가 검증 시험 실시 (XRF, 디캡슐레이션, X-ray 등)</w:t>
-      </w:r>
-      <w:r>
-        <w:br/>
-      </w:r>
-      <w:r>
-        <w:rPr>
-          <w:rStyle w:val="VerbatimChar"/>
-        </w:rPr>
-        <w:t xml:space="preserve">        │</w:t>
-      </w:r>
-      <w:r>
-        <w:br/>
-      </w:r>
-      <w:r>
-        <w:rPr>
-          <w:rStyle w:val="VerbatimChar"/>
-        </w:rPr>
-        <w:t xml:space="preserve">        ▼</w:t>
-      </w:r>
-      <w:r>
-        <w:br/>
-      </w:r>
-      <w:r>
-        <w:rPr>
-          <w:rStyle w:val="VerbatimChar"/>
-        </w:rPr>
-        <w:t xml:space="preserve">[4] 위조 확정 시:</w:t>
-      </w:r>
-      <w:r>
-        <w:br/>
-      </w:r>
-      <w:r>
-        <w:rPr>
-          <w:rStyle w:val="VerbatimChar"/>
-        </w:rPr>
-        <w:t xml:space="preserve">    ├→ [4a] 공급자 통보 및 SCAR 발행</w:t>
-      </w:r>
-      <w:r>
-        <w:br/>
-      </w:r>
-      <w:r>
-        <w:rPr>
-          <w:rStyle w:val="VerbatimChar"/>
-        </w:rPr>
-        <w:t xml:space="preserve">    ├→ [4b] 해당 로트 전량 격리 및 반품/폐기</w:t>
-      </w:r>
-      <w:r>
-        <w:br/>
-      </w:r>
-      <w:r>
-        <w:rPr>
-          <w:rStyle w:val="VerbatimChar"/>
-        </w:rPr>
-        <w:t xml:space="preserve">    ├→ [4c] 고객 통보 (이미 납품된 경우)</w:t>
-      </w:r>
-      <w:r>
-        <w:br/>
-      </w:r>
-      <w:r>
-        <w:rPr>
-          <w:rStyle w:val="VerbatimChar"/>
-        </w:rPr>
-        <w:t xml:space="preserve">    ├→ [4d] 관련 정부/규제기관 보고 (해당 시)</w:t>
-      </w:r>
-      <w:r>
-        <w:br/>
-      </w:r>
-      <w:r>
-        <w:rPr>
-          <w:rStyle w:val="VerbatimChar"/>
-        </w:rPr>
-        <w:t xml:space="preserve">    ├→ [4e] GIDEP Alert 또는 ERAI 보고 (해당 시)</w:t>
-      </w:r>
-      <w:r>
-        <w:br/>
-      </w:r>
-      <w:r>
-        <w:rPr>
-          <w:rStyle w:val="VerbatimChar"/>
-        </w:rPr>
-        <w:t xml:space="preserve">    └→ [4f] ASL에서 해당 공급자 정지 또는 삭제</w:t>
-      </w:r>
-    </w:p>
+    <w:tbl>
+      <w:tblPr>
+        <w:tblLook w:firstColumn="1" w:firstRow="1" w:lastColumn="0" w:lastRow="0" w:noHBand="0" w:noVBand="1" w:val="04A0"/>
+        <w:tblW w:w="8788" w:type="dxa"/>
+        <w:tblBorders>
+          <w:top w:val="single" w:sz="4" w:color="2E74B5" w:space="0"/>
+          <w:left w:val="single" w:sz="4" w:color="2E74B5" w:space="0"/>
+          <w:bottom w:val="single" w:sz="4" w:color="2E74B5" w:space="0"/>
+          <w:right w:val="single" w:sz="4" w:color="2E74B5" w:space="0"/>
+          <w:insideH w:val="single" w:sz="4" w:color="BDD7EE" w:space="0"/>
+          <w:insideV w:val="single" w:sz="2" w:color="D9D9D9" w:space="0"/>
+        </w:tblBorders>
+      </w:tblPr>
+      <w:tblGrid>
+        <w:gridCol w:w="8788"/>
+      </w:tblGrid>
+      <w:tr>
+        <w:tc>
+          <w:tcPr>
+            <w:tcW w:w="8788" w:type="dxa"/>
+            <w:tcMar>
+              <w:top w:w="80" w:type="dxa"/>
+              <w:left w:w="140" w:type="dxa"/>
+              <w:bottom w:w="80" w:type="dxa"/>
+              <w:right w:w="140" w:type="dxa"/>
+            </w:tcMar>
+          </w:tcPr>
+          <w:p>
+            <w:pPr>
+              <w:spacing w:before="0" w:after="0" w:line="240" w:lineRule="auto"/>
+            </w:pPr>
+            <w:r>
+              <w:rPr>
+                <w:rFonts w:ascii="Courier New" w:hAnsi="Courier New" w:eastAsia="NanumGothicCoding"/>
+                <w:sz w:val="18"/>
+                <w:szCs w:val="18"/>
+              </w:rPr>
+              <w:t xml:space="preserve">위조/의심부품 발견</w:t>
+            </w:r>
+          </w:p>
+          <w:p>
+            <w:pPr>
+              <w:spacing w:before="0" w:after="0" w:line="240" w:lineRule="auto"/>
+            </w:pPr>
+            <w:r>
+              <w:rPr>
+                <w:rFonts w:ascii="Courier New" w:hAnsi="Courier New" w:eastAsia="NanumGothicCoding"/>
+                <w:sz w:val="18"/>
+                <w:szCs w:val="18"/>
+              </w:rPr>
+              <w:t xml:space="preserve">        │</w:t>
+            </w:r>
+          </w:p>
+          <w:p>
+            <w:pPr>
+              <w:spacing w:before="0" w:after="0" w:line="240" w:lineRule="auto"/>
+            </w:pPr>
+            <w:r>
+              <w:rPr>
+                <w:rFonts w:ascii="Courier New" w:hAnsi="Courier New" w:eastAsia="NanumGothicCoding"/>
+                <w:sz w:val="18"/>
+                <w:szCs w:val="18"/>
+              </w:rPr>
+              <w:t xml:space="preserve">        ▼</w:t>
+            </w:r>
+          </w:p>
+          <w:p>
+            <w:pPr>
+              <w:spacing w:before="0" w:after="0" w:line="240" w:lineRule="auto"/>
+            </w:pPr>
+            <w:r>
+              <w:rPr>
+                <w:rFonts w:ascii="Courier New" w:hAnsi="Courier New" w:eastAsia="NanumGothicCoding"/>
+                <w:sz w:val="18"/>
+                <w:szCs w:val="18"/>
+              </w:rPr>
+              <w:t xml:space="preserve">[1] 즉시 격리 (적색 태그 부착, 격리 구역 보관)</w:t>
+            </w:r>
+          </w:p>
+          <w:p>
+            <w:pPr>
+              <w:spacing w:before="0" w:after="0" w:line="240" w:lineRule="auto"/>
+            </w:pPr>
+            <w:r>
+              <w:rPr>
+                <w:rFonts w:ascii="Courier New" w:hAnsi="Courier New" w:eastAsia="NanumGothicCoding"/>
+                <w:sz w:val="18"/>
+                <w:szCs w:val="18"/>
+              </w:rPr>
+              <w:t xml:space="preserve">        │</w:t>
+            </w:r>
+          </w:p>
+          <w:p>
+            <w:pPr>
+              <w:spacing w:before="0" w:after="0" w:line="240" w:lineRule="auto"/>
+            </w:pPr>
+            <w:r>
+              <w:rPr>
+                <w:rFonts w:ascii="Courier New" w:hAnsi="Courier New" w:eastAsia="NanumGothicCoding"/>
+                <w:sz w:val="18"/>
+                <w:szCs w:val="18"/>
+              </w:rPr>
+              <w:t xml:space="preserve">        ▼</w:t>
+            </w:r>
+          </w:p>
+          <w:p>
+            <w:pPr>
+              <w:spacing w:before="0" w:after="0" w:line="240" w:lineRule="auto"/>
+            </w:pPr>
+            <w:r>
+              <w:rPr>
+                <w:rFonts w:ascii="Courier New" w:hAnsi="Courier New" w:eastAsia="NanumGothicCoding"/>
+                <w:sz w:val="18"/>
+                <w:szCs w:val="18"/>
+              </w:rPr>
+              <w:t xml:space="preserve">[2] 품질팀장에 보고 → QMR 보고</w:t>
+            </w:r>
+          </w:p>
+          <w:p>
+            <w:pPr>
+              <w:spacing w:before="0" w:after="0" w:line="240" w:lineRule="auto"/>
+            </w:pPr>
+            <w:r>
+              <w:rPr>
+                <w:rFonts w:ascii="Courier New" w:hAnsi="Courier New" w:eastAsia="NanumGothicCoding"/>
+                <w:sz w:val="18"/>
+                <w:szCs w:val="18"/>
+              </w:rPr>
+              <w:t xml:space="preserve">        │</w:t>
+            </w:r>
+          </w:p>
+          <w:p>
+            <w:pPr>
+              <w:spacing w:before="0" w:after="0" w:line="240" w:lineRule="auto"/>
+            </w:pPr>
+            <w:r>
+              <w:rPr>
+                <w:rFonts w:ascii="Courier New" w:hAnsi="Courier New" w:eastAsia="NanumGothicCoding"/>
+                <w:sz w:val="18"/>
+                <w:szCs w:val="18"/>
+              </w:rPr>
+              <w:t xml:space="preserve">        ▼</w:t>
+            </w:r>
+          </w:p>
+          <w:p>
+            <w:pPr>
+              <w:spacing w:before="0" w:after="0" w:line="240" w:lineRule="auto"/>
+            </w:pPr>
+            <w:r>
+              <w:rPr>
+                <w:rFonts w:ascii="Courier New" w:hAnsi="Courier New" w:eastAsia="NanumGothicCoding"/>
+                <w:sz w:val="18"/>
+                <w:szCs w:val="18"/>
+              </w:rPr>
+              <w:t xml:space="preserve">[3] 추가 검증 시험 실시 (XRF, 디캡슐레이션, X-ray 등)</w:t>
+            </w:r>
+          </w:p>
+          <w:p>
+            <w:pPr>
+              <w:spacing w:before="0" w:after="0" w:line="240" w:lineRule="auto"/>
+            </w:pPr>
+            <w:r>
+              <w:rPr>
+                <w:rFonts w:ascii="Courier New" w:hAnsi="Courier New" w:eastAsia="NanumGothicCoding"/>
+                <w:sz w:val="18"/>
+                <w:szCs w:val="18"/>
+              </w:rPr>
+              <w:t xml:space="preserve">        │</w:t>
+            </w:r>
+          </w:p>
+          <w:p>
+            <w:pPr>
+              <w:spacing w:before="0" w:after="0" w:line="240" w:lineRule="auto"/>
+            </w:pPr>
+            <w:r>
+              <w:rPr>
+                <w:rFonts w:ascii="Courier New" w:hAnsi="Courier New" w:eastAsia="NanumGothicCoding"/>
+                <w:sz w:val="18"/>
+                <w:szCs w:val="18"/>
+              </w:rPr>
+              <w:t xml:space="preserve">        ▼</w:t>
+            </w:r>
+          </w:p>
+          <w:p>
+            <w:pPr>
+              <w:spacing w:before="0" w:after="0" w:line="240" w:lineRule="auto"/>
+            </w:pPr>
+            <w:r>
+              <w:rPr>
+                <w:rFonts w:ascii="Courier New" w:hAnsi="Courier New" w:eastAsia="NanumGothicCoding"/>
+                <w:sz w:val="18"/>
+                <w:szCs w:val="18"/>
+              </w:rPr>
+              <w:t xml:space="preserve">[4] 위조 확정 시:</w:t>
+            </w:r>
+          </w:p>
+          <w:p>
+            <w:pPr>
+              <w:spacing w:before="0" w:after="0" w:line="240" w:lineRule="auto"/>
+            </w:pPr>
+            <w:r>
+              <w:rPr>
+                <w:rFonts w:ascii="Courier New" w:hAnsi="Courier New" w:eastAsia="NanumGothicCoding"/>
+                <w:sz w:val="18"/>
+                <w:szCs w:val="18"/>
+              </w:rPr>
+              <w:t xml:space="preserve">    ├→ [4a] 공급자 통보 및 SCAR 발행</w:t>
+            </w:r>
+          </w:p>
+          <w:p>
+            <w:pPr>
+              <w:spacing w:before="0" w:after="0" w:line="240" w:lineRule="auto"/>
+            </w:pPr>
+            <w:r>
+              <w:rPr>
+                <w:rFonts w:ascii="Courier New" w:hAnsi="Courier New" w:eastAsia="NanumGothicCoding"/>
+                <w:sz w:val="18"/>
+                <w:szCs w:val="18"/>
+              </w:rPr>
+              <w:t xml:space="preserve">    ├→ [4b] 해당 로트 전량 격리 및 반품/폐기</w:t>
+            </w:r>
+          </w:p>
+          <w:p>
+            <w:pPr>
+              <w:spacing w:before="0" w:after="0" w:line="240" w:lineRule="auto"/>
+            </w:pPr>
+            <w:r>
+              <w:rPr>
+                <w:rFonts w:ascii="Courier New" w:hAnsi="Courier New" w:eastAsia="NanumGothicCoding"/>
+                <w:sz w:val="18"/>
+                <w:szCs w:val="18"/>
+              </w:rPr>
+              <w:t xml:space="preserve">    ├→ [4c] 고객 통보 (이미 납품된 경우)</w:t>
+            </w:r>
+          </w:p>
+          <w:p>
+            <w:pPr>
+              <w:spacing w:before="0" w:after="0" w:line="240" w:lineRule="auto"/>
+            </w:pPr>
+            <w:r>
+              <w:rPr>
+                <w:rFonts w:ascii="Courier New" w:hAnsi="Courier New" w:eastAsia="NanumGothicCoding"/>
+                <w:sz w:val="18"/>
+                <w:szCs w:val="18"/>
+              </w:rPr>
+              <w:t xml:space="preserve">    ├→ [4d] 관련 정부/규제기관 보고 (해당 시)</w:t>
+            </w:r>
+          </w:p>
+          <w:p>
+            <w:pPr>
+              <w:spacing w:before="0" w:after="0" w:line="240" w:lineRule="auto"/>
+            </w:pPr>
+            <w:r>
+              <w:rPr>
+                <w:rFonts w:ascii="Courier New" w:hAnsi="Courier New" w:eastAsia="NanumGothicCoding"/>
+                <w:sz w:val="18"/>
+                <w:szCs w:val="18"/>
+              </w:rPr>
+              <w:t xml:space="preserve">    ├→ [4e] GIDEP Alert 또는 ERAI 보고 (해당 시)</w:t>
+            </w:r>
+          </w:p>
+          <w:p>
+            <w:pPr>
+              <w:spacing w:before="0" w:after="0" w:line="240" w:lineRule="auto"/>
+            </w:pPr>
+            <w:r>
+              <w:rPr>
+                <w:rFonts w:ascii="Courier New" w:hAnsi="Courier New" w:eastAsia="NanumGothicCoding"/>
+                <w:sz w:val="18"/>
+                <w:szCs w:val="18"/>
+              </w:rPr>
+              <w:t xml:space="preserve">    └→ [4f] ASL에서 해당 공급자 정지 또는 삭제</w:t>
+            </w:r>
+          </w:p>
+        </w:tc>
+      </w:tr>
+    </w:tbl>
     <w:bookmarkEnd w:id="51"/>
     <w:bookmarkEnd w:id="52"/>
     <w:bookmarkStart w:id="53" w:name="위조부품-방지-교육"/>
@@ -10892,251 +10986,387 @@
         <w:t xml:space="preserve">12.2 SCAR(공급자 시정조치 요구서) 처리 절차</w:t>
       </w:r>
     </w:p>
-    <w:p>
-      <w:pPr>
-        <w:pStyle w:val="SourceCode"/>
-      </w:pPr>
-      <w:r>
-        <w:rPr>
-          <w:rStyle w:val="VerbatimChar"/>
-        </w:rPr>
-        <w:t xml:space="preserve">부적합 발생 / 수입검사 불합격</w:t>
-      </w:r>
-      <w:r>
-        <w:br/>
-      </w:r>
-      <w:r>
-        <w:rPr>
-          <w:rStyle w:val="VerbatimChar"/>
-        </w:rPr>
-        <w:t xml:space="preserve">        │</w:t>
-      </w:r>
-      <w:r>
-        <w:br/>
-      </w:r>
-      <w:r>
-        <w:rPr>
-          <w:rStyle w:val="VerbatimChar"/>
-        </w:rPr>
-        <w:t xml:space="preserve">        ▼</w:t>
-      </w:r>
-      <w:r>
-        <w:br/>
-      </w:r>
-      <w:r>
-        <w:rPr>
-          <w:rStyle w:val="VerbatimChar"/>
-        </w:rPr>
-        <w:t xml:space="preserve">[1] 품질팀: 부적합 내용 확인 및 기록</w:t>
-      </w:r>
-      <w:r>
-        <w:br/>
-      </w:r>
-      <w:r>
-        <w:rPr>
-          <w:rStyle w:val="VerbatimChar"/>
-        </w:rPr>
-        <w:t xml:space="preserve">        │</w:t>
-      </w:r>
-      <w:r>
-        <w:br/>
-      </w:r>
-      <w:r>
-        <w:rPr>
-          <w:rStyle w:val="VerbatimChar"/>
-        </w:rPr>
-        <w:t xml:space="preserve">        ▼</w:t>
-      </w:r>
-      <w:r>
-        <w:br/>
-      </w:r>
-      <w:r>
-        <w:rPr>
-          <w:rStyle w:val="VerbatimChar"/>
-        </w:rPr>
-        <w:t xml:space="preserve">[2] 품질팀장: SCAR 발행 결정 (경미 사항은 서면 경고)</w:t>
-      </w:r>
-      <w:r>
-        <w:br/>
-      </w:r>
-      <w:r>
-        <w:rPr>
-          <w:rStyle w:val="VerbatimChar"/>
-        </w:rPr>
-        <w:t xml:space="preserve">        │</w:t>
-      </w:r>
-      <w:r>
-        <w:br/>
-      </w:r>
-      <w:r>
-        <w:rPr>
-          <w:rStyle w:val="VerbatimChar"/>
-        </w:rPr>
-        <w:t xml:space="preserve">        ▼</w:t>
-      </w:r>
-      <w:r>
-        <w:br/>
-      </w:r>
-      <w:r>
-        <w:rPr>
-          <w:rStyle w:val="VerbatimChar"/>
-        </w:rPr>
-        <w:t xml:space="preserve">[3] 품질팀: SCAR 작성 및 공급자 발송 (QF-808-05)</w:t>
-      </w:r>
-      <w:r>
-        <w:br/>
-      </w:r>
-      <w:r>
-        <w:rPr>
-          <w:rStyle w:val="VerbatimChar"/>
-        </w:rPr>
-        <w:t xml:space="preserve">    ├── 부적합 내용, 관련 증빙</w:t>
-      </w:r>
-      <w:r>
-        <w:br/>
-      </w:r>
-      <w:r>
-        <w:rPr>
-          <w:rStyle w:val="VerbatimChar"/>
-        </w:rPr>
-        <w:t xml:space="preserve">    ├── 시정조치 요구 사항</w:t>
-      </w:r>
-      <w:r>
-        <w:br/>
-      </w:r>
-      <w:r>
-        <w:rPr>
-          <w:rStyle w:val="VerbatimChar"/>
-        </w:rPr>
-        <w:t xml:space="preserve">    └── 응답 기한: 발행일로부터 10 영업일 이내</w:t>
-      </w:r>
-      <w:r>
-        <w:br/>
-      </w:r>
-      <w:r>
-        <w:rPr>
-          <w:rStyle w:val="VerbatimChar"/>
-        </w:rPr>
-        <w:t xml:space="preserve">        │</w:t>
-      </w:r>
-      <w:r>
-        <w:br/>
-      </w:r>
-      <w:r>
-        <w:rPr>
-          <w:rStyle w:val="VerbatimChar"/>
-        </w:rPr>
-        <w:t xml:space="preserve">        ▼</w:t>
-      </w:r>
-      <w:r>
-        <w:br/>
-      </w:r>
-      <w:r>
-        <w:rPr>
-          <w:rStyle w:val="VerbatimChar"/>
-        </w:rPr>
-        <w:t xml:space="preserve">[4] 공급자: 원인 분석 + 시정조치 계획 제출</w:t>
-      </w:r>
-      <w:r>
-        <w:br/>
-      </w:r>
-      <w:r>
-        <w:rPr>
-          <w:rStyle w:val="VerbatimChar"/>
-        </w:rPr>
-        <w:t xml:space="preserve">        │</w:t>
-      </w:r>
-      <w:r>
-        <w:br/>
-      </w:r>
-      <w:r>
-        <w:rPr>
-          <w:rStyle w:val="VerbatimChar"/>
-        </w:rPr>
-        <w:t xml:space="preserve">        ▼</w:t>
-      </w:r>
-      <w:r>
-        <w:br/>
-      </w:r>
-      <w:r>
-        <w:rPr>
-          <w:rStyle w:val="VerbatimChar"/>
-        </w:rPr>
-        <w:t xml:space="preserve">[5] 품질팀: 시정조치 적절성 검토</w:t>
-      </w:r>
-      <w:r>
-        <w:br/>
-      </w:r>
-      <w:r>
-        <w:rPr>
-          <w:rStyle w:val="VerbatimChar"/>
-        </w:rPr>
-        <w:t xml:space="preserve">    ├── 적절: 시정조치 이행 모니터링</w:t>
-      </w:r>
-      <w:r>
-        <w:br/>
-      </w:r>
-      <w:r>
-        <w:rPr>
-          <w:rStyle w:val="VerbatimChar"/>
-        </w:rPr>
-        <w:t xml:space="preserve">    └── 부적절: 재제출 요구 (1회 추가 기회)</w:t>
-      </w:r>
-      <w:r>
-        <w:br/>
-      </w:r>
-      <w:r>
-        <w:rPr>
-          <w:rStyle w:val="VerbatimChar"/>
-        </w:rPr>
-        <w:t xml:space="preserve">        │</w:t>
-      </w:r>
-      <w:r>
-        <w:br/>
-      </w:r>
-      <w:r>
-        <w:rPr>
-          <w:rStyle w:val="VerbatimChar"/>
-        </w:rPr>
-        <w:t xml:space="preserve">        ▼</w:t>
-      </w:r>
-      <w:r>
-        <w:br/>
-      </w:r>
-      <w:r>
-        <w:rPr>
-          <w:rStyle w:val="VerbatimChar"/>
-        </w:rPr>
-        <w:t xml:space="preserve">[6] 시정조치 이행 확인 및 유효성 검증</w:t>
-      </w:r>
-      <w:r>
-        <w:br/>
-      </w:r>
-      <w:r>
-        <w:rPr>
-          <w:rStyle w:val="VerbatimChar"/>
-        </w:rPr>
-        <w:t xml:space="preserve">        │</w:t>
-      </w:r>
-      <w:r>
-        <w:br/>
-      </w:r>
-      <w:r>
-        <w:rPr>
-          <w:rStyle w:val="VerbatimChar"/>
-        </w:rPr>
-        <w:t xml:space="preserve">        ▼</w:t>
-      </w:r>
-      <w:r>
-        <w:br/>
-      </w:r>
-      <w:r>
-        <w:rPr>
-          <w:rStyle w:val="VerbatimChar"/>
-        </w:rPr>
-        <w:t xml:space="preserve">[7] SCAR 종결 (품질팀장 승인)</w:t>
-      </w:r>
-    </w:p>
+    <w:tbl>
+      <w:tblPr>
+        <w:tblLook w:firstColumn="1" w:firstRow="1" w:lastColumn="0" w:lastRow="0" w:noHBand="0" w:noVBand="1" w:val="04A0"/>
+        <w:tblW w:w="8788" w:type="dxa"/>
+        <w:tblBorders>
+          <w:top w:val="single" w:sz="4" w:color="2E74B5" w:space="0"/>
+          <w:left w:val="single" w:sz="4" w:color="2E74B5" w:space="0"/>
+          <w:bottom w:val="single" w:sz="4" w:color="2E74B5" w:space="0"/>
+          <w:right w:val="single" w:sz="4" w:color="2E74B5" w:space="0"/>
+          <w:insideH w:val="single" w:sz="4" w:color="BDD7EE" w:space="0"/>
+          <w:insideV w:val="single" w:sz="2" w:color="D9D9D9" w:space="0"/>
+        </w:tblBorders>
+      </w:tblPr>
+      <w:tblGrid>
+        <w:gridCol w:w="8788"/>
+      </w:tblGrid>
+      <w:tr>
+        <w:tc>
+          <w:tcPr>
+            <w:tcW w:w="8788" w:type="dxa"/>
+            <w:tcMar>
+              <w:top w:w="80" w:type="dxa"/>
+              <w:left w:w="140" w:type="dxa"/>
+              <w:bottom w:w="80" w:type="dxa"/>
+              <w:right w:w="140" w:type="dxa"/>
+            </w:tcMar>
+          </w:tcPr>
+          <w:p>
+            <w:pPr>
+              <w:spacing w:before="0" w:after="0" w:line="240" w:lineRule="auto"/>
+            </w:pPr>
+            <w:r>
+              <w:rPr>
+                <w:rFonts w:ascii="Courier New" w:hAnsi="Courier New" w:eastAsia="NanumGothicCoding"/>
+                <w:sz w:val="18"/>
+                <w:szCs w:val="18"/>
+              </w:rPr>
+              <w:t xml:space="preserve">부적합 발생 / 수입검사 불합격</w:t>
+            </w:r>
+          </w:p>
+          <w:p>
+            <w:pPr>
+              <w:spacing w:before="0" w:after="0" w:line="240" w:lineRule="auto"/>
+            </w:pPr>
+            <w:r>
+              <w:rPr>
+                <w:rFonts w:ascii="Courier New" w:hAnsi="Courier New" w:eastAsia="NanumGothicCoding"/>
+                <w:sz w:val="18"/>
+                <w:szCs w:val="18"/>
+              </w:rPr>
+              <w:t xml:space="preserve">        │</w:t>
+            </w:r>
+          </w:p>
+          <w:p>
+            <w:pPr>
+              <w:spacing w:before="0" w:after="0" w:line="240" w:lineRule="auto"/>
+            </w:pPr>
+            <w:r>
+              <w:rPr>
+                <w:rFonts w:ascii="Courier New" w:hAnsi="Courier New" w:eastAsia="NanumGothicCoding"/>
+                <w:sz w:val="18"/>
+                <w:szCs w:val="18"/>
+              </w:rPr>
+              <w:t xml:space="preserve">        ▼</w:t>
+            </w:r>
+          </w:p>
+          <w:p>
+            <w:pPr>
+              <w:spacing w:before="0" w:after="0" w:line="240" w:lineRule="auto"/>
+            </w:pPr>
+            <w:r>
+              <w:rPr>
+                <w:rFonts w:ascii="Courier New" w:hAnsi="Courier New" w:eastAsia="NanumGothicCoding"/>
+                <w:sz w:val="18"/>
+                <w:szCs w:val="18"/>
+              </w:rPr>
+              <w:t xml:space="preserve">[1] 품질팀: 부적합 내용 확인 및 기록</w:t>
+            </w:r>
+          </w:p>
+          <w:p>
+            <w:pPr>
+              <w:spacing w:before="0" w:after="0" w:line="240" w:lineRule="auto"/>
+            </w:pPr>
+            <w:r>
+              <w:rPr>
+                <w:rFonts w:ascii="Courier New" w:hAnsi="Courier New" w:eastAsia="NanumGothicCoding"/>
+                <w:sz w:val="18"/>
+                <w:szCs w:val="18"/>
+              </w:rPr>
+              <w:t xml:space="preserve">        │</w:t>
+            </w:r>
+          </w:p>
+          <w:p>
+            <w:pPr>
+              <w:spacing w:before="0" w:after="0" w:line="240" w:lineRule="auto"/>
+            </w:pPr>
+            <w:r>
+              <w:rPr>
+                <w:rFonts w:ascii="Courier New" w:hAnsi="Courier New" w:eastAsia="NanumGothicCoding"/>
+                <w:sz w:val="18"/>
+                <w:szCs w:val="18"/>
+              </w:rPr>
+              <w:t xml:space="preserve">        ▼</w:t>
+            </w:r>
+          </w:p>
+          <w:p>
+            <w:pPr>
+              <w:spacing w:before="0" w:after="0" w:line="240" w:lineRule="auto"/>
+            </w:pPr>
+            <w:r>
+              <w:rPr>
+                <w:rFonts w:ascii="Courier New" w:hAnsi="Courier New" w:eastAsia="NanumGothicCoding"/>
+                <w:sz w:val="18"/>
+                <w:szCs w:val="18"/>
+              </w:rPr>
+              <w:t xml:space="preserve">[2] 품질팀장: SCAR 발행 결정 (경미 사항은 서면 경고)</w:t>
+            </w:r>
+          </w:p>
+          <w:p>
+            <w:pPr>
+              <w:spacing w:before="0" w:after="0" w:line="240" w:lineRule="auto"/>
+            </w:pPr>
+            <w:r>
+              <w:rPr>
+                <w:rFonts w:ascii="Courier New" w:hAnsi="Courier New" w:eastAsia="NanumGothicCoding"/>
+                <w:sz w:val="18"/>
+                <w:szCs w:val="18"/>
+              </w:rPr>
+              <w:t xml:space="preserve">        │</w:t>
+            </w:r>
+          </w:p>
+          <w:p>
+            <w:pPr>
+              <w:spacing w:before="0" w:after="0" w:line="240" w:lineRule="auto"/>
+            </w:pPr>
+            <w:r>
+              <w:rPr>
+                <w:rFonts w:ascii="Courier New" w:hAnsi="Courier New" w:eastAsia="NanumGothicCoding"/>
+                <w:sz w:val="18"/>
+                <w:szCs w:val="18"/>
+              </w:rPr>
+              <w:t xml:space="preserve">        ▼</w:t>
+            </w:r>
+          </w:p>
+          <w:p>
+            <w:pPr>
+              <w:spacing w:before="0" w:after="0" w:line="240" w:lineRule="auto"/>
+            </w:pPr>
+            <w:r>
+              <w:rPr>
+                <w:rFonts w:ascii="Courier New" w:hAnsi="Courier New" w:eastAsia="NanumGothicCoding"/>
+                <w:sz w:val="18"/>
+                <w:szCs w:val="18"/>
+              </w:rPr>
+              <w:t xml:space="preserve">[3] 품질팀: SCAR 작성 및 공급자 발송 (QF-808-05)</w:t>
+            </w:r>
+          </w:p>
+          <w:p>
+            <w:pPr>
+              <w:spacing w:before="0" w:after="0" w:line="240" w:lineRule="auto"/>
+            </w:pPr>
+            <w:r>
+              <w:rPr>
+                <w:rFonts w:ascii="Courier New" w:hAnsi="Courier New" w:eastAsia="NanumGothicCoding"/>
+                <w:sz w:val="18"/>
+                <w:szCs w:val="18"/>
+              </w:rPr>
+              <w:t xml:space="preserve">    ├── 부적합 내용, 관련 증빙</w:t>
+            </w:r>
+          </w:p>
+          <w:p>
+            <w:pPr>
+              <w:spacing w:before="0" w:after="0" w:line="240" w:lineRule="auto"/>
+            </w:pPr>
+            <w:r>
+              <w:rPr>
+                <w:rFonts w:ascii="Courier New" w:hAnsi="Courier New" w:eastAsia="NanumGothicCoding"/>
+                <w:sz w:val="18"/>
+                <w:szCs w:val="18"/>
+              </w:rPr>
+              <w:t xml:space="preserve">    ├── 시정조치 요구 사항</w:t>
+            </w:r>
+          </w:p>
+          <w:p>
+            <w:pPr>
+              <w:spacing w:before="0" w:after="0" w:line="240" w:lineRule="auto"/>
+            </w:pPr>
+            <w:r>
+              <w:rPr>
+                <w:rFonts w:ascii="Courier New" w:hAnsi="Courier New" w:eastAsia="NanumGothicCoding"/>
+                <w:sz w:val="18"/>
+                <w:szCs w:val="18"/>
+              </w:rPr>
+              <w:t xml:space="preserve">    └── 응답 기한: 발행일로부터 10 영업일 이내</w:t>
+            </w:r>
+          </w:p>
+          <w:p>
+            <w:pPr>
+              <w:spacing w:before="0" w:after="0" w:line="240" w:lineRule="auto"/>
+            </w:pPr>
+            <w:r>
+              <w:rPr>
+                <w:rFonts w:ascii="Courier New" w:hAnsi="Courier New" w:eastAsia="NanumGothicCoding"/>
+                <w:sz w:val="18"/>
+                <w:szCs w:val="18"/>
+              </w:rPr>
+              <w:t xml:space="preserve">        │</w:t>
+            </w:r>
+          </w:p>
+          <w:p>
+            <w:pPr>
+              <w:spacing w:before="0" w:after="0" w:line="240" w:lineRule="auto"/>
+            </w:pPr>
+            <w:r>
+              <w:rPr>
+                <w:rFonts w:ascii="Courier New" w:hAnsi="Courier New" w:eastAsia="NanumGothicCoding"/>
+                <w:sz w:val="18"/>
+                <w:szCs w:val="18"/>
+              </w:rPr>
+              <w:t xml:space="preserve">        ▼</w:t>
+            </w:r>
+          </w:p>
+          <w:p>
+            <w:pPr>
+              <w:spacing w:before="0" w:after="0" w:line="240" w:lineRule="auto"/>
+            </w:pPr>
+            <w:r>
+              <w:rPr>
+                <w:rFonts w:ascii="Courier New" w:hAnsi="Courier New" w:eastAsia="NanumGothicCoding"/>
+                <w:sz w:val="18"/>
+                <w:szCs w:val="18"/>
+              </w:rPr>
+              <w:t xml:space="preserve">[4] 공급자: 원인 분석 + 시정조치 계획 제출</w:t>
+            </w:r>
+          </w:p>
+          <w:p>
+            <w:pPr>
+              <w:spacing w:before="0" w:after="0" w:line="240" w:lineRule="auto"/>
+            </w:pPr>
+            <w:r>
+              <w:rPr>
+                <w:rFonts w:ascii="Courier New" w:hAnsi="Courier New" w:eastAsia="NanumGothicCoding"/>
+                <w:sz w:val="18"/>
+                <w:szCs w:val="18"/>
+              </w:rPr>
+              <w:t xml:space="preserve">        │</w:t>
+            </w:r>
+          </w:p>
+          <w:p>
+            <w:pPr>
+              <w:spacing w:before="0" w:after="0" w:line="240" w:lineRule="auto"/>
+            </w:pPr>
+            <w:r>
+              <w:rPr>
+                <w:rFonts w:ascii="Courier New" w:hAnsi="Courier New" w:eastAsia="NanumGothicCoding"/>
+                <w:sz w:val="18"/>
+                <w:szCs w:val="18"/>
+              </w:rPr>
+              <w:t xml:space="preserve">        ▼</w:t>
+            </w:r>
+          </w:p>
+          <w:p>
+            <w:pPr>
+              <w:spacing w:before="0" w:after="0" w:line="240" w:lineRule="auto"/>
+            </w:pPr>
+            <w:r>
+              <w:rPr>
+                <w:rFonts w:ascii="Courier New" w:hAnsi="Courier New" w:eastAsia="NanumGothicCoding"/>
+                <w:sz w:val="18"/>
+                <w:szCs w:val="18"/>
+              </w:rPr>
+              <w:t xml:space="preserve">[5] 품질팀: 시정조치 적절성 검토</w:t>
+            </w:r>
+          </w:p>
+          <w:p>
+            <w:pPr>
+              <w:spacing w:before="0" w:after="0" w:line="240" w:lineRule="auto"/>
+            </w:pPr>
+            <w:r>
+              <w:rPr>
+                <w:rFonts w:ascii="Courier New" w:hAnsi="Courier New" w:eastAsia="NanumGothicCoding"/>
+                <w:sz w:val="18"/>
+                <w:szCs w:val="18"/>
+              </w:rPr>
+              <w:t xml:space="preserve">    ├── 적절: 시정조치 이행 모니터링</w:t>
+            </w:r>
+          </w:p>
+          <w:p>
+            <w:pPr>
+              <w:spacing w:before="0" w:after="0" w:line="240" w:lineRule="auto"/>
+            </w:pPr>
+            <w:r>
+              <w:rPr>
+                <w:rFonts w:ascii="Courier New" w:hAnsi="Courier New" w:eastAsia="NanumGothicCoding"/>
+                <w:sz w:val="18"/>
+                <w:szCs w:val="18"/>
+              </w:rPr>
+              <w:t xml:space="preserve">    └── 부적절: 재제출 요구 (1회 추가 기회)</w:t>
+            </w:r>
+          </w:p>
+          <w:p>
+            <w:pPr>
+              <w:spacing w:before="0" w:after="0" w:line="240" w:lineRule="auto"/>
+            </w:pPr>
+            <w:r>
+              <w:rPr>
+                <w:rFonts w:ascii="Courier New" w:hAnsi="Courier New" w:eastAsia="NanumGothicCoding"/>
+                <w:sz w:val="18"/>
+                <w:szCs w:val="18"/>
+              </w:rPr>
+              <w:t xml:space="preserve">        │</w:t>
+            </w:r>
+          </w:p>
+          <w:p>
+            <w:pPr>
+              <w:spacing w:before="0" w:after="0" w:line="240" w:lineRule="auto"/>
+            </w:pPr>
+            <w:r>
+              <w:rPr>
+                <w:rFonts w:ascii="Courier New" w:hAnsi="Courier New" w:eastAsia="NanumGothicCoding"/>
+                <w:sz w:val="18"/>
+                <w:szCs w:val="18"/>
+              </w:rPr>
+              <w:t xml:space="preserve">        ▼</w:t>
+            </w:r>
+          </w:p>
+          <w:p>
+            <w:pPr>
+              <w:spacing w:before="0" w:after="0" w:line="240" w:lineRule="auto"/>
+            </w:pPr>
+            <w:r>
+              <w:rPr>
+                <w:rFonts w:ascii="Courier New" w:hAnsi="Courier New" w:eastAsia="NanumGothicCoding"/>
+                <w:sz w:val="18"/>
+                <w:szCs w:val="18"/>
+              </w:rPr>
+              <w:t xml:space="preserve">[6] 시정조치 이행 확인 및 유효성 검증</w:t>
+            </w:r>
+          </w:p>
+          <w:p>
+            <w:pPr>
+              <w:spacing w:before="0" w:after="0" w:line="240" w:lineRule="auto"/>
+            </w:pPr>
+            <w:r>
+              <w:rPr>
+                <w:rFonts w:ascii="Courier New" w:hAnsi="Courier New" w:eastAsia="NanumGothicCoding"/>
+                <w:sz w:val="18"/>
+                <w:szCs w:val="18"/>
+              </w:rPr>
+              <w:t xml:space="preserve">        │</w:t>
+            </w:r>
+          </w:p>
+          <w:p>
+            <w:pPr>
+              <w:spacing w:before="0" w:after="0" w:line="240" w:lineRule="auto"/>
+            </w:pPr>
+            <w:r>
+              <w:rPr>
+                <w:rFonts w:ascii="Courier New" w:hAnsi="Courier New" w:eastAsia="NanumGothicCoding"/>
+                <w:sz w:val="18"/>
+                <w:szCs w:val="18"/>
+              </w:rPr>
+              <w:t xml:space="preserve">        ▼</w:t>
+            </w:r>
+          </w:p>
+          <w:p>
+            <w:pPr>
+              <w:spacing w:before="0" w:after="0" w:line="240" w:lineRule="auto"/>
+            </w:pPr>
+            <w:r>
+              <w:rPr>
+                <w:rFonts w:ascii="Courier New" w:hAnsi="Courier New" w:eastAsia="NanumGothicCoding"/>
+                <w:sz w:val="18"/>
+                <w:szCs w:val="18"/>
+              </w:rPr>
+              <w:t xml:space="preserve">[7] SCAR 종결 (품질팀장 승인)</w:t>
+            </w:r>
+          </w:p>
+        </w:tc>
+      </w:tr>
+    </w:tbl>
     <w:bookmarkEnd w:id="56"/>
     <w:bookmarkStart w:id="57" w:name="공급자-제재-기준"/>
     <w:p>
@@ -11172,7 +11402,7 @@
         </w:trPr>
         <w:tc>
           <w:tcPr>
-            <w:tcW w:w="2460" w:type="dxa"/>
+            <w:tcW w:w="3000" w:type="dxa"/>
             <w:tcMar>
               <w:top w:w="60" w:type="dxa"/>
               <w:left w:w="120" w:type="dxa"/>
@@ -11193,7 +11423,7 @@
         </w:tc>
         <w:tc>
           <w:tcPr>
-            <w:tcW w:w="6328" w:type="dxa"/>
+            <w:tcW w:w="5788" w:type="dxa"/>
             <w:tcMar>
               <w:top w:w="60" w:type="dxa"/>
               <w:left w:w="120" w:type="dxa"/>
@@ -11215,9 +11445,7 @@
       </w:tr>
       <w:tr>
         <w:tc>
-          <w:tcPr>
-            <w:tcW w:w="2460" w:type="dxa"/>
-          </w:tcPr>
+          <w:tcPr/>
           <w:p>
             <w:pPr>
               <w:pStyle w:val="Compact"/>
@@ -11229,7 +11457,7 @@
         </w:tc>
         <w:tc>
           <w:tcPr>
-            <w:tcW w:w="6328" w:type="dxa"/>
+            <w:tcW w:w="5788" w:type="dxa"/>
             <w:tcMar>
               <w:top w:w="60" w:type="dxa"/>
               <w:left w:w="120" w:type="dxa"/>
@@ -11262,6 +11490,7 @@
         </w:tc>
         <w:tc>
           <w:tcPr>
+            <w:tcW w:w="5788" w:type="dxa"/>
             <w:tcMar>
               <w:top w:w="60" w:type="dxa"/>
               <w:left w:w="120" w:type="dxa"/>
@@ -11293,9 +11522,7 @@
           </w:p>
         </w:tc>
         <w:tc>
-          <w:tcPr>
-            <w:tcW w:w="6328" w:type="dxa"/>
-          </w:tcPr>
+          <w:tcPr/>
           <w:p>
             <w:pPr>
               <w:pStyle w:val="Compact"/>
@@ -11308,19 +11535,10 @@
       </w:tr>
       <w:tr>
         <w:tc>
-          <w:tcPr>
-            <w:tcW w:w="2460" w:type="dxa"/>
-            <w:tcMar>
-              <w:top w:w="60" w:type="dxa"/>
-              <w:left w:w="120" w:type="dxa"/>
-              <w:bottom w:w="60" w:type="dxa"/>
-              <w:right w:w="120" w:type="dxa"/>
-            </w:tcMar>
-          </w:tcPr>
-          <w:p>
-            <w:pPr>
-              <w:pStyle w:val="Compact"/>
-              <w:wordWrap w:val="1"/>
+          <w:tcPr/>
+          <w:p>
+            <w:pPr>
+              <w:pStyle w:val="Compact"/>
             </w:pPr>
             <w:r>
               <w:t xml:space="preserve">위조부품 납품 확인</w:t>
@@ -11328,10 +11546,19 @@
           </w:p>
         </w:tc>
         <w:tc>
-          <w:tcPr/>
-          <w:p>
-            <w:pPr>
-              <w:pStyle w:val="Compact"/>
+          <w:tcPr>
+            <w:tcW w:w="5788" w:type="dxa"/>
+            <w:tcMar>
+              <w:top w:w="60" w:type="dxa"/>
+              <w:left w:w="120" w:type="dxa"/>
+              <w:bottom w:w="60" w:type="dxa"/>
+              <w:right w:w="120" w:type="dxa"/>
+            </w:tcMar>
+          </w:tcPr>
+          <w:p>
+            <w:pPr>
+              <w:pStyle w:val="Compact"/>
+              <w:wordWrap w:val="1"/>
             </w:pPr>
             <w:r>
               <w:t xml:space="preserve">즉시 ASL 삭제 (Removed)</w:t>
@@ -11341,18 +11568,10 @@
       </w:tr>
       <w:tr>
         <w:tc>
-          <w:tcPr>
-            <w:tcMar>
-              <w:top w:w="60" w:type="dxa"/>
-              <w:left w:w="120" w:type="dxa"/>
-              <w:bottom w:w="60" w:type="dxa"/>
-              <w:right w:w="120" w:type="dxa"/>
-            </w:tcMar>
-          </w:tcPr>
-          <w:p>
-            <w:pPr>
-              <w:pStyle w:val="Compact"/>
-              <w:wordWrap w:val="1"/>
+          <w:tcPr/>
+          <w:p>
+            <w:pPr>
+              <w:pStyle w:val="Compact"/>
             </w:pPr>
             <w:r>
               <w:t xml:space="preserve">SCAR 시정조치 이행 실패 (90일 초과 미완료)</w:t>
@@ -11360,18 +11579,10 @@
           </w:p>
         </w:tc>
         <w:tc>
-          <w:tcPr>
-            <w:tcMar>
-              <w:top w:w="60" w:type="dxa"/>
-              <w:left w:w="120" w:type="dxa"/>
-              <w:bottom w:w="60" w:type="dxa"/>
-              <w:right w:w="120" w:type="dxa"/>
-            </w:tcMar>
-          </w:tcPr>
-          <w:p>
-            <w:pPr>
-              <w:pStyle w:val="Compact"/>
-              <w:wordWrap w:val="1"/>
+          <w:tcPr/>
+          <w:p>
+            <w:pPr>
+              <w:pStyle w:val="Compact"/>
             </w:pPr>
             <w:r>
               <w:t xml:space="preserve">ASL 정지 → 180일 미완료 시 삭제</w:t>
@@ -12263,10 +12474,18 @@
           </w:p>
         </w:tc>
         <w:tc>
-          <w:tcPr/>
-          <w:p>
-            <w:pPr>
-              <w:pStyle w:val="Compact"/>
+          <w:tcPr>
+            <w:tcMar>
+              <w:top w:w="60" w:type="dxa"/>
+              <w:left w:w="120" w:type="dxa"/>
+              <w:bottom w:w="60" w:type="dxa"/>
+              <w:right w:w="120" w:type="dxa"/>
+            </w:tcMar>
+          </w:tcPr>
+          <w:p>
+            <w:pPr>
+              <w:pStyle w:val="Compact"/>
+              <w:wordWrap w:val="1"/>
             </w:pPr>
             <w:r>
               <w:t xml:space="preserve">구매팀</w:t>
@@ -12309,10 +12528,18 @@
           </w:p>
         </w:tc>
         <w:tc>
-          <w:tcPr/>
-          <w:p>
-            <w:pPr>
-              <w:pStyle w:val="Compact"/>
+          <w:tcPr>
+            <w:tcMar>
+              <w:top w:w="60" w:type="dxa"/>
+              <w:left w:w="120" w:type="dxa"/>
+              <w:bottom w:w="60" w:type="dxa"/>
+              <w:right w:w="120" w:type="dxa"/>
+            </w:tcMar>
+          </w:tcPr>
+          <w:p>
+            <w:pPr>
+              <w:pStyle w:val="Compact"/>
+              <w:wordWrap w:val="1"/>
             </w:pPr>
             <w:r>
               <w:t xml:space="preserve">품질팀</w:t>
@@ -12355,10 +12582,18 @@
           </w:p>
         </w:tc>
         <w:tc>
-          <w:tcPr/>
-          <w:p>
-            <w:pPr>
-              <w:pStyle w:val="Compact"/>
+          <w:tcPr>
+            <w:tcMar>
+              <w:top w:w="60" w:type="dxa"/>
+              <w:left w:w="120" w:type="dxa"/>
+              <w:bottom w:w="60" w:type="dxa"/>
+              <w:right w:w="120" w:type="dxa"/>
+            </w:tcMar>
+          </w:tcPr>
+          <w:p>
+            <w:pPr>
+              <w:pStyle w:val="Compact"/>
+              <w:wordWrap w:val="1"/>
             </w:pPr>
             <w:r>
               <w:t xml:space="preserve">구매팀</w:t>
@@ -12401,10 +12636,18 @@
           </w:p>
         </w:tc>
         <w:tc>
-          <w:tcPr/>
-          <w:p>
-            <w:pPr>
-              <w:pStyle w:val="Compact"/>
+          <w:tcPr>
+            <w:tcMar>
+              <w:top w:w="60" w:type="dxa"/>
+              <w:left w:w="120" w:type="dxa"/>
+              <w:bottom w:w="60" w:type="dxa"/>
+              <w:right w:w="120" w:type="dxa"/>
+            </w:tcMar>
+          </w:tcPr>
+          <w:p>
+            <w:pPr>
+              <w:pStyle w:val="Compact"/>
+              <w:wordWrap w:val="1"/>
             </w:pPr>
             <w:r>
               <w:t xml:space="preserve">품질팀</w:t>
@@ -12447,10 +12690,18 @@
           </w:p>
         </w:tc>
         <w:tc>
-          <w:tcPr/>
-          <w:p>
-            <w:pPr>
-              <w:pStyle w:val="Compact"/>
+          <w:tcPr>
+            <w:tcMar>
+              <w:top w:w="60" w:type="dxa"/>
+              <w:left w:w="120" w:type="dxa"/>
+              <w:bottom w:w="60" w:type="dxa"/>
+              <w:right w:w="120" w:type="dxa"/>
+            </w:tcMar>
+          </w:tcPr>
+          <w:p>
+            <w:pPr>
+              <w:pStyle w:val="Compact"/>
+              <w:wordWrap w:val="1"/>
             </w:pPr>
             <w:r>
               <w:t xml:space="preserve">구매팀/품질팀</w:t>
@@ -12493,10 +12744,18 @@
           </w:p>
         </w:tc>
         <w:tc>
-          <w:tcPr/>
-          <w:p>
-            <w:pPr>
-              <w:pStyle w:val="Compact"/>
+          <w:tcPr>
+            <w:tcMar>
+              <w:top w:w="60" w:type="dxa"/>
+              <w:left w:w="120" w:type="dxa"/>
+              <w:bottom w:w="60" w:type="dxa"/>
+              <w:right w:w="120" w:type="dxa"/>
+            </w:tcMar>
+          </w:tcPr>
+          <w:p>
+            <w:pPr>
+              <w:pStyle w:val="Compact"/>
+              <w:wordWrap w:val="1"/>
             </w:pPr>
             <w:r>
               <w:t xml:space="preserve">품질팀</w:t>
@@ -12539,10 +12798,18 @@
           </w:p>
         </w:tc>
         <w:tc>
-          <w:tcPr/>
-          <w:p>
-            <w:pPr>
-              <w:pStyle w:val="Compact"/>
+          <w:tcPr>
+            <w:tcMar>
+              <w:top w:w="60" w:type="dxa"/>
+              <w:left w:w="120" w:type="dxa"/>
+              <w:bottom w:w="60" w:type="dxa"/>
+              <w:right w:w="120" w:type="dxa"/>
+            </w:tcMar>
+          </w:tcPr>
+          <w:p>
+            <w:pPr>
+              <w:pStyle w:val="Compact"/>
+              <w:wordWrap w:val="1"/>
             </w:pPr>
             <w:r>
               <w:t xml:space="preserve">품질팀</w:t>
@@ -12585,10 +12852,18 @@
           </w:p>
         </w:tc>
         <w:tc>
-          <w:tcPr/>
-          <w:p>
-            <w:pPr>
-              <w:pStyle w:val="Compact"/>
+          <w:tcPr>
+            <w:tcMar>
+              <w:top w:w="60" w:type="dxa"/>
+              <w:left w:w="120" w:type="dxa"/>
+              <w:bottom w:w="60" w:type="dxa"/>
+              <w:right w:w="120" w:type="dxa"/>
+            </w:tcMar>
+          </w:tcPr>
+          <w:p>
+            <w:pPr>
+              <w:pStyle w:val="Compact"/>
+              <w:wordWrap w:val="1"/>
             </w:pPr>
             <w:r>
               <w:t xml:space="preserve">구매팀/품질팀</w:t>
@@ -12631,10 +12906,18 @@
           </w:p>
         </w:tc>
         <w:tc>
-          <w:tcPr/>
-          <w:p>
-            <w:pPr>
-              <w:pStyle w:val="Compact"/>
+          <w:tcPr>
+            <w:tcMar>
+              <w:top w:w="60" w:type="dxa"/>
+              <w:left w:w="120" w:type="dxa"/>
+              <w:bottom w:w="60" w:type="dxa"/>
+              <w:right w:w="120" w:type="dxa"/>
+            </w:tcMar>
+          </w:tcPr>
+          <w:p>
+            <w:pPr>
+              <w:pStyle w:val="Compact"/>
+              <w:wordWrap w:val="1"/>
             </w:pPr>
             <w:r>
               <w:t xml:space="preserve">구매팀</w:t>
@@ -12752,7 +13035,6 @@
               <w:bottom w:w="60" w:type="dxa"/>
               <w:right w:w="120" w:type="dxa"/>
             </w:tcMar>
-            <w:shd w:val="clear" w:color="auto" w:fill="DEEAF1"/>
           </w:tcPr>
           <w:p>
             <w:pPr>
@@ -12772,7 +13054,6 @@
               <w:bottom w:w="60" w:type="dxa"/>
               <w:right w:w="120" w:type="dxa"/>
             </w:tcMar>
-            <w:shd w:val="clear" w:color="auto" w:fill="DEEAF1"/>
           </w:tcPr>
           <w:p>
             <w:pPr>
@@ -12792,7 +13073,6 @@
               <w:bottom w:w="60" w:type="dxa"/>
               <w:right w:w="120" w:type="dxa"/>
             </w:tcMar>
-            <w:shd w:val="clear" w:color="auto" w:fill="DEEAF1"/>
           </w:tcPr>
           <w:p>
             <w:pPr>
@@ -14389,18 +14669,10 @@
           </w:p>
         </w:tc>
         <w:tc>
-          <w:tcPr>
-            <w:tcMar>
-              <w:top w:w="60" w:type="dxa"/>
-              <w:left w:w="120" w:type="dxa"/>
-              <w:bottom w:w="60" w:type="dxa"/>
-              <w:right w:w="120" w:type="dxa"/>
-            </w:tcMar>
-          </w:tcPr>
-          <w:p>
-            <w:pPr>
-              <w:pStyle w:val="Compact"/>
-              <w:wordWrap w:val="1"/>
+          <w:tcPr/>
+          <w:p>
+            <w:pPr>
+              <w:pStyle w:val="Compact"/>
             </w:pPr>
             <w:r>
               <w:t xml:space="preserve">☐</w:t>
@@ -14443,18 +14715,10 @@
           </w:p>
         </w:tc>
         <w:tc>
-          <w:tcPr>
-            <w:tcMar>
-              <w:top w:w="60" w:type="dxa"/>
-              <w:left w:w="120" w:type="dxa"/>
-              <w:bottom w:w="60" w:type="dxa"/>
-              <w:right w:w="120" w:type="dxa"/>
-            </w:tcMar>
-          </w:tcPr>
-          <w:p>
-            <w:pPr>
-              <w:pStyle w:val="Compact"/>
-              <w:wordWrap w:val="1"/>
+          <w:tcPr/>
+          <w:p>
+            <w:pPr>
+              <w:pStyle w:val="Compact"/>
             </w:pPr>
             <w:r>
               <w:t xml:space="preserve">☐</w:t>
@@ -14497,18 +14761,10 @@
           </w:p>
         </w:tc>
         <w:tc>
-          <w:tcPr>
-            <w:tcMar>
-              <w:top w:w="60" w:type="dxa"/>
-              <w:left w:w="120" w:type="dxa"/>
-              <w:bottom w:w="60" w:type="dxa"/>
-              <w:right w:w="120" w:type="dxa"/>
-            </w:tcMar>
-          </w:tcPr>
-          <w:p>
-            <w:pPr>
-              <w:pStyle w:val="Compact"/>
-              <w:wordWrap w:val="1"/>
+          <w:tcPr/>
+          <w:p>
+            <w:pPr>
+              <w:pStyle w:val="Compact"/>
             </w:pPr>
             <w:r>
               <w:t xml:space="preserve">☐</w:t>
@@ -14700,7 +14956,7 @@
         </w:trPr>
         <w:tc>
           <w:tcPr>
-            <w:tcW w:w="2460" w:type="dxa"/>
+            <w:tcW w:w="1618" w:type="dxa"/>
             <w:tcMar>
               <w:top w:w="60" w:type="dxa"/>
               <w:left w:w="120" w:type="dxa"/>
@@ -14721,7 +14977,7 @@
         </w:tc>
         <w:tc>
           <w:tcPr>
-            <w:tcW w:w="6328" w:type="dxa"/>
+            <w:tcW w:w="7170" w:type="dxa"/>
             <w:tcMar>
               <w:top w:w="60" w:type="dxa"/>
               <w:left w:w="120" w:type="dxa"/>
@@ -14743,9 +14999,7 @@
       </w:tr>
       <w:tr>
         <w:tc>
-          <w:tcPr>
-            <w:tcW w:w="2460" w:type="dxa"/>
-          </w:tcPr>
+          <w:tcPr/>
           <w:p>
             <w:pPr>
               <w:pStyle w:val="Compact"/>
@@ -14757,7 +15011,7 @@
         </w:tc>
         <w:tc>
           <w:tcPr>
-            <w:tcW w:w="6328" w:type="dxa"/>
+            <w:tcW w:w="7170" w:type="dxa"/>
             <w:tcMar>
               <w:top w:w="60" w:type="dxa"/>
               <w:left w:w="120" w:type="dxa"/>
@@ -14790,6 +15044,7 @@
         </w:tc>
         <w:tc>
           <w:tcPr>
+            <w:tcW w:w="7170" w:type="dxa"/>
             <w:tcMar>
               <w:top w:w="60" w:type="dxa"/>
               <w:left w:w="120" w:type="dxa"/>
@@ -14810,18 +15065,10 @@
       </w:tr>
       <w:tr>
         <w:tc>
-          <w:tcPr>
-            <w:tcMar>
-              <w:top w:w="60" w:type="dxa"/>
-              <w:left w:w="120" w:type="dxa"/>
-              <w:bottom w:w="60" w:type="dxa"/>
-              <w:right w:w="120" w:type="dxa"/>
-            </w:tcMar>
-          </w:tcPr>
-          <w:p>
-            <w:pPr>
-              <w:pStyle w:val="Compact"/>
-              <w:wordWrap w:val="1"/>
+          <w:tcPr/>
+          <w:p>
+            <w:pPr>
+              <w:pStyle w:val="Compact"/>
             </w:pPr>
             <w:r>
               <w:t xml:space="preserve">관리 구분</w:t>
@@ -14829,19 +15076,10 @@
           </w:p>
         </w:tc>
         <w:tc>
-          <w:tcPr>
-            <w:tcW w:w="6328" w:type="dxa"/>
-            <w:tcMar>
-              <w:top w:w="60" w:type="dxa"/>
-              <w:left w:w="120" w:type="dxa"/>
-              <w:bottom w:w="60" w:type="dxa"/>
-              <w:right w:w="120" w:type="dxa"/>
-            </w:tcMar>
-          </w:tcPr>
-          <w:p>
-            <w:pPr>
-              <w:pStyle w:val="Compact"/>
-              <w:wordWrap w:val="1"/>
+          <w:tcPr/>
+          <w:p>
+            <w:pPr>
+              <w:pStyle w:val="Compact"/>
             </w:pPr>
             <w:r>
               <w:t xml:space="preserve">관리본 (Controlled Copy)</w:t>
@@ -16899,8 +17137,8 @@
     <w:rPrDefault>
       <w:rPr>
         <w:rFonts w:asciiTheme="minorHAnsi" w:cstheme="minorBidi" w:eastAsiaTheme="minorEastAsia" w:hAnsiTheme="minorHAnsi"/>
-        <w:sz w:val="24"/>
-        <w:szCs w:val="24"/>
+        <w:sz w:val="20"/>
+        <w:szCs w:val="20"/>
         <w:lang w:bidi="ar-SA" w:eastAsia="zh-CN" w:val="en-US"/>
       </w:rPr>
     </w:rPrDefault>
@@ -16968,8 +17206,8 @@
     </w:pPr>
     <w:rPr>
       <w:rFonts w:asciiTheme="majorHAnsi" w:cstheme="majorBidi" w:eastAsiaTheme="majorEastAsia" w:hAnsiTheme="majorHAnsi"/>
-      <w:sz w:val="56"/>
-      <w:szCs w:val="56"/>
+      <w:sz w:val="44"/>
+      <w:szCs w:val="44"/>
     </w:rPr>
   </w:style>
   <w:style w:customStyle="1" w:styleId="TitleChar" w:type="character">
@@ -16980,8 +17218,8 @@
     <w:rsid w:val="00A10FD9"/>
     <w:rPr>
       <w:rFonts w:asciiTheme="majorHAnsi" w:cstheme="majorBidi" w:eastAsiaTheme="majorEastAsia" w:hAnsiTheme="majorHAnsi"/>
-      <w:sz w:val="56"/>
-      <w:szCs w:val="56"/>
+      <w:sz w:val="44"/>
+      <w:szCs w:val="44"/>
     </w:rPr>
   </w:style>
   <w:style w:styleId="Subtitle" w:type="paragraph">
@@ -17103,8 +17341,8 @@
     <w:rPr>
       <w:rFonts w:asciiTheme="majorHAnsi" w:cstheme="majorBidi" w:eastAsiaTheme="majorEastAsia" w:hAnsiTheme="majorHAnsi"/>
       <w:color w:themeColor="accent1" w:themeShade="BF" w:val="0F4761"/>
-      <w:sz w:val="40"/>
-      <w:szCs w:val="40"/>
+      <w:sz w:val="32"/>
+      <w:szCs w:val="32"/>
     </w:rPr>
   </w:style>
   <w:style w:styleId="Heading2" w:type="paragraph">
@@ -17294,8 +17532,8 @@
     <w:rPr>
       <w:rFonts w:asciiTheme="majorHAnsi" w:cstheme="majorBidi" w:eastAsiaTheme="majorEastAsia" w:hAnsiTheme="majorHAnsi"/>
       <w:color w:themeColor="accent1" w:themeShade="BF" w:val="0F4761"/>
-      <w:sz w:val="40"/>
-      <w:szCs w:val="40"/>
+      <w:sz w:val="32"/>
+      <w:szCs w:val="32"/>
     </w:rPr>
   </w:style>
   <w:style w:customStyle="1" w:styleId="Heading2Char" w:type="character">
